--- a/Knowledge/3-Work knowledge/1-Software Engineering/2-General Technologies/9-Databases/5-My Source/1-Intro to Databases/1-Data Models/1-Components of a Data Model/3-Types of Constraints/1-Primary Key Constraint.docx
+++ b/Knowledge/3-Work knowledge/1-Software Engineering/2-General Technologies/9-Databases/5-My Source/1-Intro to Databases/1-Data Models/1-Components of a Data Model/3-Types of Constraints/1-Primary Key Constraint.docx
@@ -27,7 +27,7 @@
     <w:p>
       <w:r>
         <w:rPr>
-          <w:rFonts w:ascii="Arial" w:hAnsi="Arial" w:cs="Arial"/>
+          <w:rFonts w:ascii="Arial" w:hAnsi="Arial" w:cs="Arial" w:eastAsia="Arial"/>
           <w:b/>
           <w:color w:val="000000"/>
           <w:sz w:val="18"/>
@@ -37,7 +37,7 @@
       </w:r>
       <w:r>
         <w:rPr>
-          <w:rFonts w:ascii="Arial" w:hAnsi="Arial" w:cs="Arial"/>
+          <w:rFonts w:ascii="Arial" w:hAnsi="Arial" w:cs="Arial" w:eastAsia="Arial"/>
           <w:color w:val="000000"/>
           <w:sz w:val="18"/>
           <w:highlight w:val="lightGray"/>
@@ -46,7 +46,7 @@
       </w:r>
       <w:r>
         <w:rPr>
-          <w:rFonts w:ascii="Arial" w:hAnsi="Arial" w:cs="Arial"/>
+          <w:rFonts w:ascii="Arial" w:hAnsi="Arial" w:cs="Arial" w:eastAsia="Arial"/>
           <w:b/>
           <w:color w:val="000000"/>
           <w:sz w:val="18"/>
@@ -56,7 +56,7 @@
       </w:r>
       <w:r>
         <w:rPr>
-          <w:rFonts w:ascii="Arial" w:hAnsi="Arial" w:cs="Arial"/>
+          <w:rFonts w:ascii="Arial" w:hAnsi="Arial" w:cs="Arial" w:eastAsia="Arial"/>
           <w:color w:val="000000"/>
           <w:sz w:val="18"/>
           <w:highlight w:val="lightGray"/>
@@ -65,7 +65,7 @@
       </w:r>
       <w:r>
         <w:rPr>
-          <w:rFonts w:ascii="Arial" w:hAnsi="Arial" w:cs="Arial"/>
+          <w:rFonts w:ascii="Arial" w:hAnsi="Arial" w:cs="Arial" w:eastAsia="Arial"/>
           <w:b/>
           <w:color w:val="000000"/>
           <w:sz w:val="18"/>
@@ -75,7 +75,7 @@
       </w:r>
       <w:r>
         <w:rPr>
-          <w:rFonts w:ascii="Arial" w:hAnsi="Arial" w:cs="Arial"/>
+          <w:rFonts w:ascii="Arial" w:hAnsi="Arial" w:cs="Arial" w:eastAsia="Arial"/>
           <w:color w:val="000000"/>
           <w:sz w:val="18"/>
           <w:highlight w:val="lightGray"/>
@@ -91,13 +91,13 @@
       </w:pPr>
       <w:r>
         <w:rPr>
-          <w:rFonts w:ascii="Roboto Mono" w:hAnsi="Roboto Mono"/>
+          <w:rFonts w:ascii="Roboto Mono" w:hAnsi="Roboto Mono" w:eastAsia="Roboto Mono"/>
         </w:rPr>
         <w:t xml:space="preserve">A </w:t>
       </w:r>
       <w:r>
         <w:rPr>
-          <w:rFonts w:ascii="Roboto Mono" w:hAnsi="Roboto Mono"/>
+          <w:rFonts w:ascii="Roboto Mono" w:hAnsi="Roboto Mono" w:eastAsia="Roboto Mono"/>
           <w:b/>
           <w:bCs/>
         </w:rPr>
@@ -105,13 +105,13 @@
       </w:r>
       <w:r>
         <w:rPr>
-          <w:rFonts w:ascii="Roboto Mono" w:hAnsi="Roboto Mono"/>
+          <w:rFonts w:ascii="Roboto Mono" w:hAnsi="Roboto Mono" w:eastAsia="Roboto Mono"/>
         </w:rPr>
         <w:t xml:space="preserve"> is a rule that ensures a column (or a combination of columns) </w:t>
       </w:r>
       <w:r>
         <w:rPr>
-          <w:rFonts w:ascii="Roboto Mono" w:hAnsi="Roboto Mono"/>
+          <w:rFonts w:ascii="Roboto Mono" w:hAnsi="Roboto Mono" w:eastAsia="Roboto Mono"/>
           <w:b/>
           <w:bCs/>
         </w:rPr>
@@ -119,7 +119,7 @@
       </w:r>
       <w:r>
         <w:rPr>
-          <w:rFonts w:ascii="Roboto Mono" w:hAnsi="Roboto Mono"/>
+          <w:rFonts w:ascii="Roboto Mono" w:hAnsi="Roboto Mono" w:eastAsia="Roboto Mono"/>
         </w:rPr>
         <w:t>.</w:t>
       </w:r>
@@ -132,7 +132,7 @@
       </w:pPr>
       <w:r>
         <w:rPr>
-          <w:rFonts w:ascii="Roboto Mono" w:hAnsi="Roboto Mono"/>
+          <w:rFonts w:ascii="Roboto Mono" w:hAnsi="Roboto Mono" w:eastAsia="Roboto Mono"/>
         </w:rPr>
         <w:t>A Primary Key is the main identifier for records in a table.</w:t>
       </w:r>
@@ -145,7 +145,7 @@
       </w:pPr>
       <w:r>
         <w:rPr>
-          <w:rFonts w:ascii="Roboto Mono" w:hAnsi="Roboto Mono"/>
+          <w:rFonts w:ascii="Roboto Mono" w:hAnsi="Roboto Mono" w:eastAsia="Roboto Mono"/>
         </w:rPr>
         <w:pict w14:anchorId="054CEAB9">
           <v:rect id="_x0000_i1025" style="width:0;height:1.5pt" o:hralign="center" o:hrstd="t" o:hr="t" fillcolor="#a0a0a0" stroked="f"/>
@@ -169,7 +169,7 @@
     <w:p>
       <w:r>
         <w:rPr>
-          <w:rFonts w:ascii="Arial" w:hAnsi="Arial" w:cs="Arial"/>
+          <w:rFonts w:ascii="Arial" w:hAnsi="Arial" w:cs="Arial" w:eastAsia="Arial"/>
           <w:b/>
           <w:color w:val="000000"/>
           <w:sz w:val="18"/>
@@ -179,7 +179,7 @@
       </w:r>
       <w:r>
         <w:rPr>
-          <w:rFonts w:ascii="Arial" w:hAnsi="Arial" w:cs="Arial"/>
+          <w:rFonts w:ascii="Arial" w:hAnsi="Arial" w:cs="Arial" w:eastAsia="Arial"/>
           <w:color w:val="000000"/>
           <w:sz w:val="18"/>
           <w:highlight w:val="lightGray"/>
@@ -188,7 +188,7 @@
       </w:r>
       <w:r>
         <w:rPr>
-          <w:rFonts w:ascii="Arial" w:hAnsi="Arial" w:cs="Arial"/>
+          <w:rFonts w:ascii="Arial" w:hAnsi="Arial" w:cs="Arial" w:eastAsia="Arial"/>
           <w:b/>
           <w:color w:val="000000"/>
           <w:sz w:val="18"/>
@@ -198,7 +198,7 @@
       </w:r>
       <w:r>
         <w:rPr>
-          <w:rFonts w:ascii="Arial" w:hAnsi="Arial" w:cs="Arial"/>
+          <w:rFonts w:ascii="Arial" w:hAnsi="Arial" w:cs="Arial" w:eastAsia="Arial"/>
           <w:color w:val="000000"/>
           <w:sz w:val="18"/>
           <w:highlight w:val="lightGray"/>
@@ -207,7 +207,7 @@
       </w:r>
       <w:r>
         <w:rPr>
-          <w:rFonts w:ascii="Arial" w:hAnsi="Arial" w:cs="Arial"/>
+          <w:rFonts w:ascii="Arial" w:hAnsi="Arial" w:cs="Arial" w:eastAsia="Arial"/>
           <w:b/>
           <w:color w:val="000000"/>
           <w:sz w:val="18"/>
@@ -217,7 +217,7 @@
       </w:r>
       <w:r>
         <w:rPr>
-          <w:rFonts w:ascii="Arial" w:hAnsi="Arial" w:cs="Arial"/>
+          <w:rFonts w:ascii="Arial" w:hAnsi="Arial" w:cs="Arial" w:eastAsia="Arial"/>
           <w:color w:val="000000"/>
           <w:sz w:val="18"/>
           <w:highlight w:val="lightGray"/>
@@ -233,7 +233,7 @@
       </w:pPr>
       <w:r>
         <w:rPr>
-          <w:rFonts w:ascii="Roboto Mono" w:hAnsi="Roboto Mono"/>
+          <w:rFonts w:ascii="Roboto Mono" w:hAnsi="Roboto Mono" w:eastAsia="Roboto Mono"/>
         </w:rPr>
         <w:t>The Primary Key is used to:</w:t>
       </w:r>
@@ -250,7 +250,7 @@
       </w:pPr>
       <w:r>
         <w:rPr>
-          <w:rFonts w:ascii="Roboto Mono" w:hAnsi="Roboto Mono"/>
+          <w:rFonts w:ascii="Roboto Mono" w:hAnsi="Roboto Mono" w:eastAsia="Roboto Mono"/>
         </w:rPr>
         <w:t xml:space="preserve">Uniquely identify each record </w:t>
       </w:r>
@@ -267,7 +267,7 @@
       </w:pPr>
       <w:r>
         <w:rPr>
-          <w:rFonts w:ascii="Roboto Mono" w:hAnsi="Roboto Mono"/>
+          <w:rFonts w:ascii="Roboto Mono" w:hAnsi="Roboto Mono" w:eastAsia="Roboto Mono"/>
         </w:rPr>
         <w:t xml:space="preserve">Prevent duplicate records </w:t>
       </w:r>
@@ -284,7 +284,7 @@
       </w:pPr>
       <w:r>
         <w:rPr>
-          <w:rFonts w:ascii="Roboto Mono" w:hAnsi="Roboto Mono"/>
+          <w:rFonts w:ascii="Roboto Mono" w:hAnsi="Roboto Mono" w:eastAsia="Roboto Mono"/>
         </w:rPr>
         <w:t xml:space="preserve">Ensure data integrity </w:t>
       </w:r>
@@ -301,7 +301,7 @@
       </w:pPr>
       <w:r>
         <w:rPr>
-          <w:rFonts w:ascii="Roboto Mono" w:hAnsi="Roboto Mono"/>
+          <w:rFonts w:ascii="Roboto Mono" w:hAnsi="Roboto Mono" w:eastAsia="Roboto Mono"/>
         </w:rPr>
         <w:t xml:space="preserve">Create relationships between tables </w:t>
       </w:r>
@@ -318,7 +318,7 @@
       </w:pPr>
       <w:r>
         <w:rPr>
-          <w:rFonts w:ascii="Roboto Mono" w:hAnsi="Roboto Mono"/>
+          <w:rFonts w:ascii="Roboto Mono" w:hAnsi="Roboto Mono" w:eastAsia="Roboto Mono"/>
         </w:rPr>
         <w:t xml:space="preserve">Serve as a reference for foreign keys </w:t>
       </w:r>
@@ -331,7 +331,7 @@
       </w:pPr>
       <w:r>
         <w:rPr>
-          <w:rFonts w:ascii="Roboto Mono" w:hAnsi="Roboto Mono"/>
+          <w:rFonts w:ascii="Roboto Mono" w:hAnsi="Roboto Mono" w:eastAsia="Roboto Mono"/>
         </w:rPr>
         <w:pict w14:anchorId="72D569F6">
           <v:rect id="_x0000_i1026" style="width:0;height:1.5pt" o:hralign="center" o:hrstd="t" o:hr="t" fillcolor="#a0a0a0" stroked="f"/>
@@ -355,7 +355,7 @@
     <w:p>
       <w:r>
         <w:rPr>
-          <w:rFonts w:ascii="Arial" w:hAnsi="Arial" w:cs="Arial"/>
+          <w:rFonts w:ascii="Arial" w:hAnsi="Arial" w:cs="Arial" w:eastAsia="Arial"/>
           <w:b/>
           <w:color w:val="000000"/>
           <w:sz w:val="18"/>
@@ -365,7 +365,7 @@
       </w:r>
       <w:r>
         <w:rPr>
-          <w:rFonts w:ascii="Arial" w:hAnsi="Arial" w:cs="Arial"/>
+          <w:rFonts w:ascii="Arial" w:hAnsi="Arial" w:cs="Arial" w:eastAsia="Arial"/>
           <w:color w:val="000000"/>
           <w:sz w:val="18"/>
           <w:highlight w:val="lightGray"/>
@@ -374,7 +374,7 @@
       </w:r>
       <w:r>
         <w:rPr>
-          <w:rFonts w:ascii="Arial" w:hAnsi="Arial" w:cs="Arial"/>
+          <w:rFonts w:ascii="Arial" w:hAnsi="Arial" w:cs="Arial" w:eastAsia="Arial"/>
           <w:b/>
           <w:color w:val="000000"/>
           <w:sz w:val="18"/>
@@ -384,7 +384,7 @@
       </w:r>
       <w:r>
         <w:rPr>
-          <w:rFonts w:ascii="Arial" w:hAnsi="Arial" w:cs="Arial"/>
+          <w:rFonts w:ascii="Arial" w:hAnsi="Arial" w:cs="Arial" w:eastAsia="Arial"/>
           <w:color w:val="000000"/>
           <w:sz w:val="18"/>
           <w:highlight w:val="lightGray"/>
@@ -393,7 +393,7 @@
       </w:r>
       <w:r>
         <w:rPr>
-          <w:rFonts w:ascii="Arial" w:hAnsi="Arial" w:cs="Arial"/>
+          <w:rFonts w:ascii="Arial" w:hAnsi="Arial" w:cs="Arial" w:eastAsia="Arial"/>
           <w:b/>
           <w:color w:val="000000"/>
           <w:sz w:val="18"/>
@@ -403,7 +403,7 @@
       </w:r>
       <w:r>
         <w:rPr>
-          <w:rFonts w:ascii="Arial" w:hAnsi="Arial" w:cs="Arial"/>
+          <w:rFonts w:ascii="Arial" w:hAnsi="Arial" w:cs="Arial" w:eastAsia="Arial"/>
           <w:color w:val="000000"/>
           <w:sz w:val="18"/>
           <w:highlight w:val="lightGray"/>
@@ -421,7 +421,7 @@
       </w:pPr>
       <w:r>
         <w:rPr>
-          <w:rFonts w:ascii="Roboto Mono" w:hAnsi="Roboto Mono"/>
+          <w:rFonts w:ascii="Roboto Mono" w:hAnsi="Roboto Mono" w:eastAsia="Roboto Mono"/>
           <w:b/>
           <w:bCs/>
         </w:rPr>
@@ -704,7 +704,7 @@
       </w:pPr>
       <w:r>
         <w:rPr>
-          <w:rFonts w:ascii="Roboto Mono" w:hAnsi="Roboto Mono"/>
+          <w:rFonts w:ascii="Roboto Mono" w:hAnsi="Roboto Mono" w:eastAsia="Roboto Mono"/>
         </w:rPr>
         <w:t>Here:</w:t>
       </w:r>
@@ -777,7 +777,7 @@
       </w:pPr>
       <w:r>
         <w:rPr>
-          <w:rFonts w:ascii="Roboto Mono" w:hAnsi="Roboto Mono"/>
+          <w:rFonts w:ascii="Roboto Mono" w:hAnsi="Roboto Mono" w:eastAsia="Roboto Mono"/>
         </w:rPr>
         <w:t>CustomerID</w:t>
       </w:r>
@@ -790,7 +790,7 @@
       </w:pPr>
       <w:r>
         <w:rPr>
-          <w:rFonts w:ascii="Roboto Mono" w:hAnsi="Roboto Mono"/>
+          <w:rFonts w:ascii="Roboto Mono" w:hAnsi="Roboto Mono" w:eastAsia="Roboto Mono"/>
         </w:rPr>
         <w:t>is the Primary Key.</w:t>
       </w:r>
@@ -803,7 +803,7 @@
       </w:pPr>
       <w:r>
         <w:rPr>
-          <w:rFonts w:ascii="Roboto Mono" w:hAnsi="Roboto Mono"/>
+          <w:rFonts w:ascii="Roboto Mono" w:hAnsi="Roboto Mono" w:eastAsia="Roboto Mono"/>
         </w:rPr>
         <w:t>Why?</w:t>
       </w:r>
@@ -816,7 +816,7 @@
       </w:pPr>
       <w:r>
         <w:rPr>
-          <w:rFonts w:ascii="Roboto Mono" w:hAnsi="Roboto Mono"/>
+          <w:rFonts w:ascii="Roboto Mono" w:hAnsi="Roboto Mono" w:eastAsia="Roboto Mono"/>
         </w:rPr>
         <w:t>Because each customer has a unique CustomerID.</w:t>
       </w:r>
@@ -829,7 +829,7 @@
       </w:pPr>
       <w:r>
         <w:rPr>
-          <w:rFonts w:ascii="Roboto Mono" w:hAnsi="Roboto Mono"/>
+          <w:rFonts w:ascii="Roboto Mono" w:hAnsi="Roboto Mono" w:eastAsia="Roboto Mono"/>
         </w:rPr>
         <w:pict w14:anchorId="004EE966">
           <v:rect id="_x0000_i1027" style="width:0;height:1.5pt" o:hralign="center" o:hrstd="t" o:hr="t" fillcolor="#a0a0a0" stroked="f"/>
@@ -853,7 +853,7 @@
     <w:p>
       <w:r>
         <w:rPr>
-          <w:rFonts w:ascii="Arial" w:hAnsi="Arial" w:cs="Arial"/>
+          <w:rFonts w:ascii="Arial" w:hAnsi="Arial" w:cs="Arial" w:eastAsia="Arial"/>
           <w:b/>
           <w:color w:val="000000"/>
           <w:sz w:val="18"/>
@@ -863,7 +863,7 @@
       </w:r>
       <w:r>
         <w:rPr>
-          <w:rFonts w:ascii="Arial" w:hAnsi="Arial" w:cs="Arial"/>
+          <w:rFonts w:ascii="Arial" w:hAnsi="Arial" w:cs="Arial" w:eastAsia="Arial"/>
           <w:color w:val="000000"/>
           <w:sz w:val="18"/>
           <w:highlight w:val="lightGray"/>
@@ -872,7 +872,7 @@
       </w:r>
       <w:r>
         <w:rPr>
-          <w:rFonts w:ascii="Arial" w:hAnsi="Arial" w:cs="Arial"/>
+          <w:rFonts w:ascii="Arial" w:hAnsi="Arial" w:cs="Arial" w:eastAsia="Arial"/>
           <w:b/>
           <w:color w:val="000000"/>
           <w:sz w:val="18"/>
@@ -882,7 +882,7 @@
       </w:r>
       <w:r>
         <w:rPr>
-          <w:rFonts w:ascii="Arial" w:hAnsi="Arial" w:cs="Arial"/>
+          <w:rFonts w:ascii="Arial" w:hAnsi="Arial" w:cs="Arial" w:eastAsia="Arial"/>
           <w:color w:val="000000"/>
           <w:sz w:val="18"/>
           <w:highlight w:val="lightGray"/>
@@ -891,7 +891,7 @@
       </w:r>
       <w:r>
         <w:rPr>
-          <w:rFonts w:ascii="Arial" w:hAnsi="Arial" w:cs="Arial"/>
+          <w:rFonts w:ascii="Arial" w:hAnsi="Arial" w:cs="Arial" w:eastAsia="Arial"/>
           <w:b/>
           <w:color w:val="000000"/>
           <w:sz w:val="18"/>
@@ -901,7 +901,7 @@
       </w:r>
       <w:r>
         <w:rPr>
-          <w:rFonts w:ascii="Arial" w:hAnsi="Arial" w:cs="Arial"/>
+          <w:rFonts w:ascii="Arial" w:hAnsi="Arial" w:cs="Arial" w:eastAsia="Arial"/>
           <w:color w:val="000000"/>
           <w:sz w:val="18"/>
           <w:highlight w:val="lightGray"/>
@@ -917,7 +917,7 @@
       </w:pPr>
       <w:r>
         <w:rPr>
-          <w:rFonts w:ascii="Roboto Mono" w:hAnsi="Roboto Mono"/>
+          <w:rFonts w:ascii="Roboto Mono" w:hAnsi="Roboto Mono" w:eastAsia="Roboto Mono"/>
         </w:rPr>
         <w:t>A Primary Key must:</w:t>
       </w:r>
@@ -932,7 +932,7 @@
       </w:pPr>
       <w:r>
         <w:rPr>
-          <w:rFonts w:ascii="Roboto Mono" w:hAnsi="Roboto Mono"/>
+          <w:rFonts w:ascii="Roboto Mono" w:hAnsi="Roboto Mono" w:eastAsia="Roboto Mono"/>
           <w:b/>
           <w:bCs/>
         </w:rPr>
@@ -947,7 +947,7 @@
       </w:pPr>
       <w:r>
         <w:rPr>
-          <w:rFonts w:ascii="Roboto Mono" w:hAnsi="Roboto Mono"/>
+          <w:rFonts w:ascii="Roboto Mono" w:hAnsi="Roboto Mono" w:eastAsia="Roboto Mono"/>
         </w:rPr>
         <w:t>No duplicate values are allowed.</w:t>
       </w:r>
@@ -960,13 +960,13 @@
       </w:pPr>
       <w:r>
         <w:rPr>
-          <w:rFonts w:ascii="Segoe UI Emoji" w:hAnsi="Segoe UI Emoji" w:cs="Segoe UI Emoji"/>
+          <w:rFonts w:ascii="Roboto Mono" w:hAnsi="Roboto Mono" w:cs="Segoe UI Emoji" w:eastAsia="Roboto Mono"/>
         </w:rPr>
         <w:t>✅</w:t>
       </w:r>
       <w:r>
         <w:rPr>
-          <w:rFonts w:ascii="Roboto Mono" w:hAnsi="Roboto Mono"/>
+          <w:rFonts w:ascii="Roboto Mono" w:hAnsi="Roboto Mono" w:eastAsia="Roboto Mono"/>
         </w:rPr>
         <w:t xml:space="preserve"> Valid</w:t>
       </w:r>
@@ -1160,7 +1160,7 @@
       </w:pPr>
       <w:r>
         <w:rPr>
-          <w:rFonts w:ascii="Roboto Mono" w:hAnsi="Roboto Mono"/>
+          <w:rFonts w:ascii="Roboto Mono" w:hAnsi="Roboto Mono" w:eastAsia="Roboto Mono"/>
         </w:rPr>
         <w:pict w14:anchorId="6E5C983D">
           <v:rect id="_x0000_i1028" style="width:0;height:1.5pt" o:hralign="center" o:hrstd="t" o:hr="t" fillcolor="#a0a0a0" stroked="f"/>
@@ -1175,13 +1175,13 @@
       </w:pPr>
       <w:r>
         <w:rPr>
-          <w:rFonts w:ascii="Segoe UI Emoji" w:hAnsi="Segoe UI Emoji" w:cs="Segoe UI Emoji"/>
+          <w:rFonts w:ascii="Roboto Mono" w:hAnsi="Roboto Mono" w:cs="Segoe UI Emoji" w:eastAsia="Roboto Mono"/>
         </w:rPr>
         <w:t>❌</w:t>
       </w:r>
       <w:r>
         <w:rPr>
-          <w:rFonts w:ascii="Roboto Mono" w:hAnsi="Roboto Mono"/>
+          <w:rFonts w:ascii="Roboto Mono" w:hAnsi="Roboto Mono" w:eastAsia="Roboto Mono"/>
         </w:rPr>
         <w:t xml:space="preserve"> Invalid</w:t>
       </w:r>
@@ -1375,7 +1375,7 @@
       </w:pPr>
       <w:r>
         <w:rPr>
-          <w:rFonts w:ascii="Roboto Mono" w:hAnsi="Roboto Mono"/>
+          <w:rFonts w:ascii="Roboto Mono" w:hAnsi="Roboto Mono" w:eastAsia="Roboto Mono"/>
         </w:rPr>
         <w:t>Duplicate value:</w:t>
       </w:r>
@@ -1448,7 +1448,7 @@
       </w:pPr>
       <w:r>
         <w:rPr>
-          <w:rFonts w:ascii="Roboto Mono" w:hAnsi="Roboto Mono"/>
+          <w:rFonts w:ascii="Roboto Mono" w:hAnsi="Roboto Mono" w:eastAsia="Roboto Mono"/>
         </w:rPr>
         <w:t>1</w:t>
       </w:r>
@@ -1461,7 +1461,7 @@
       </w:pPr>
       <w:r>
         <w:rPr>
-          <w:rFonts w:ascii="Roboto Mono" w:hAnsi="Roboto Mono"/>
+          <w:rFonts w:ascii="Roboto Mono" w:hAnsi="Roboto Mono" w:eastAsia="Roboto Mono"/>
         </w:rPr>
         <w:t>is not allowed.</w:t>
       </w:r>
@@ -1474,7 +1474,7 @@
       </w:pPr>
       <w:r>
         <w:rPr>
-          <w:rFonts w:ascii="Roboto Mono" w:hAnsi="Roboto Mono"/>
+          <w:rFonts w:ascii="Roboto Mono" w:hAnsi="Roboto Mono" w:eastAsia="Roboto Mono"/>
         </w:rPr>
         <w:pict w14:anchorId="7149401D">
           <v:rect id="_x0000_i1029" style="width:0;height:1.5pt" o:hralign="center" o:hrstd="t" o:hr="t" fillcolor="#a0a0a0" stroked="f"/>
@@ -1491,7 +1491,7 @@
       </w:pPr>
       <w:r>
         <w:rPr>
-          <w:rFonts w:ascii="Roboto Mono" w:hAnsi="Roboto Mono"/>
+          <w:rFonts w:ascii="Roboto Mono" w:hAnsi="Roboto Mono" w:eastAsia="Roboto Mono"/>
           <w:b/>
           <w:bCs/>
         </w:rPr>
@@ -1506,7 +1506,7 @@
       </w:pPr>
       <w:r>
         <w:rPr>
-          <w:rFonts w:ascii="Roboto Mono" w:hAnsi="Roboto Mono"/>
+          <w:rFonts w:ascii="Roboto Mono" w:hAnsi="Roboto Mono" w:eastAsia="Roboto Mono"/>
         </w:rPr>
         <w:t>Every record must have a Primary Key value.</w:t>
       </w:r>
@@ -1519,13 +1519,13 @@
       </w:pPr>
       <w:r>
         <w:rPr>
-          <w:rFonts w:ascii="Segoe UI Emoji" w:hAnsi="Segoe UI Emoji" w:cs="Segoe UI Emoji"/>
+          <w:rFonts w:ascii="Roboto Mono" w:hAnsi="Roboto Mono" w:cs="Segoe UI Emoji" w:eastAsia="Roboto Mono"/>
         </w:rPr>
         <w:t>✅</w:t>
       </w:r>
       <w:r>
         <w:rPr>
-          <w:rFonts w:ascii="Roboto Mono" w:hAnsi="Roboto Mono"/>
+          <w:rFonts w:ascii="Roboto Mono" w:hAnsi="Roboto Mono" w:eastAsia="Roboto Mono"/>
         </w:rPr>
         <w:t xml:space="preserve"> Valid</w:t>
       </w:r>
@@ -1694,7 +1694,7 @@
       </w:pPr>
       <w:r>
         <w:rPr>
-          <w:rFonts w:ascii="Roboto Mono" w:hAnsi="Roboto Mono"/>
+          <w:rFonts w:ascii="Roboto Mono" w:hAnsi="Roboto Mono" w:eastAsia="Roboto Mono"/>
         </w:rPr>
         <w:pict w14:anchorId="222D8C9A">
           <v:rect id="_x0000_i1030" style="width:0;height:1.5pt" o:hralign="center" o:hrstd="t" o:hr="t" fillcolor="#a0a0a0" stroked="f"/>
@@ -1709,13 +1709,13 @@
       </w:pPr>
       <w:r>
         <w:rPr>
-          <w:rFonts w:ascii="Segoe UI Emoji" w:hAnsi="Segoe UI Emoji" w:cs="Segoe UI Emoji"/>
+          <w:rFonts w:ascii="Roboto Mono" w:hAnsi="Roboto Mono" w:cs="Segoe UI Emoji" w:eastAsia="Roboto Mono"/>
         </w:rPr>
         <w:t>❌</w:t>
       </w:r>
       <w:r>
         <w:rPr>
-          <w:rFonts w:ascii="Roboto Mono" w:hAnsi="Roboto Mono"/>
+          <w:rFonts w:ascii="Roboto Mono" w:hAnsi="Roboto Mono" w:eastAsia="Roboto Mono"/>
         </w:rPr>
         <w:t xml:space="preserve"> Invalid</w:t>
       </w:r>
@@ -1884,7 +1884,7 @@
       </w:pPr>
       <w:r>
         <w:rPr>
-          <w:rFonts w:ascii="Roboto Mono" w:hAnsi="Roboto Mono"/>
+          <w:rFonts w:ascii="Roboto Mono" w:hAnsi="Roboto Mono" w:eastAsia="Roboto Mono"/>
         </w:rPr>
         <w:t>NULL values are not allowed.</w:t>
       </w:r>
@@ -1897,7 +1897,7 @@
       </w:pPr>
       <w:r>
         <w:rPr>
-          <w:rFonts w:ascii="Roboto Mono" w:hAnsi="Roboto Mono"/>
+          <w:rFonts w:ascii="Roboto Mono" w:hAnsi="Roboto Mono" w:eastAsia="Roboto Mono"/>
         </w:rPr>
         <w:pict w14:anchorId="4877B15C">
           <v:rect id="_x0000_i1031" style="width:0;height:1.5pt" o:hralign="center" o:hrstd="t" o:hr="t" fillcolor="#a0a0a0" stroked="f"/>
@@ -1914,7 +1914,7 @@
       </w:pPr>
       <w:r>
         <w:rPr>
-          <w:rFonts w:ascii="Roboto Mono" w:hAnsi="Roboto Mono"/>
+          <w:rFonts w:ascii="Roboto Mono" w:hAnsi="Roboto Mono" w:eastAsia="Roboto Mono"/>
           <w:b/>
           <w:bCs/>
         </w:rPr>
@@ -1929,7 +1929,7 @@
       </w:pPr>
       <w:r>
         <w:rPr>
-          <w:rFonts w:ascii="Roboto Mono" w:hAnsi="Roboto Mono"/>
+          <w:rFonts w:ascii="Roboto Mono" w:hAnsi="Roboto Mono" w:eastAsia="Roboto Mono"/>
         </w:rPr>
         <w:t>The value should rarely change.</w:t>
       </w:r>
@@ -1942,7 +1942,7 @@
       </w:pPr>
       <w:r>
         <w:rPr>
-          <w:rFonts w:ascii="Roboto Mono" w:hAnsi="Roboto Mono"/>
+          <w:rFonts w:ascii="Roboto Mono" w:hAnsi="Roboto Mono" w:eastAsia="Roboto Mono"/>
         </w:rPr>
         <w:t>Good Example:</w:t>
       </w:r>
@@ -2015,20 +2015,20 @@
       </w:pPr>
       <w:r>
         <w:rPr>
-          <w:rFonts w:ascii="Roboto Mono" w:hAnsi="Roboto Mono"/>
+          <w:rFonts w:ascii="Roboto Mono" w:hAnsi="Roboto Mono" w:eastAsia="Roboto Mono"/>
         </w:rPr>
         <w:t>CustomerID</w:t>
       </w:r>
       <w:r>
         <w:rPr>
-          <w:rFonts w:ascii="Roboto Mono" w:hAnsi="Roboto Mono"/>
+          <w:rFonts w:ascii="Roboto Mono" w:hAnsi="Roboto Mono" w:eastAsia="Roboto Mono"/>
         </w:rPr>
         <w:br/>
         <w:t>StudentID</w:t>
       </w:r>
       <w:r>
         <w:rPr>
-          <w:rFonts w:ascii="Roboto Mono" w:hAnsi="Roboto Mono"/>
+          <w:rFonts w:ascii="Roboto Mono" w:hAnsi="Roboto Mono" w:eastAsia="Roboto Mono"/>
         </w:rPr>
         <w:br/>
         <w:t>EmployeeID</w:t>
@@ -2042,7 +2042,7 @@
       </w:pPr>
       <w:r>
         <w:rPr>
-          <w:rFonts w:ascii="Roboto Mono" w:hAnsi="Roboto Mono"/>
+          <w:rFonts w:ascii="Roboto Mono" w:hAnsi="Roboto Mono" w:eastAsia="Roboto Mono"/>
         </w:rPr>
         <w:t>Bad Example:</w:t>
       </w:r>
@@ -2115,13 +2115,13 @@
       </w:pPr>
       <w:r>
         <w:rPr>
-          <w:rFonts w:ascii="Roboto Mono" w:hAnsi="Roboto Mono"/>
+          <w:rFonts w:ascii="Roboto Mono" w:hAnsi="Roboto Mono" w:eastAsia="Roboto Mono"/>
         </w:rPr>
         <w:t>Phone Number</w:t>
       </w:r>
       <w:r>
         <w:rPr>
-          <w:rFonts w:ascii="Roboto Mono" w:hAnsi="Roboto Mono"/>
+          <w:rFonts w:ascii="Roboto Mono" w:hAnsi="Roboto Mono" w:eastAsia="Roboto Mono"/>
         </w:rPr>
         <w:br/>
         <w:t>Email Address</w:t>
@@ -2135,7 +2135,7 @@
       </w:pPr>
       <w:r>
         <w:rPr>
-          <w:rFonts w:ascii="Roboto Mono" w:hAnsi="Roboto Mono"/>
+          <w:rFonts w:ascii="Roboto Mono" w:hAnsi="Roboto Mono" w:eastAsia="Roboto Mono"/>
         </w:rPr>
         <w:t>These can change over time.</w:t>
       </w:r>
@@ -2148,7 +2148,7 @@
       </w:pPr>
       <w:r>
         <w:rPr>
-          <w:rFonts w:ascii="Roboto Mono" w:hAnsi="Roboto Mono"/>
+          <w:rFonts w:ascii="Roboto Mono" w:hAnsi="Roboto Mono" w:eastAsia="Roboto Mono"/>
         </w:rPr>
         <w:pict w14:anchorId="32DBDFDA">
           <v:rect id="_x0000_i1032" style="width:0;height:1.5pt" o:hralign="center" o:hrstd="t" o:hr="t" fillcolor="#a0a0a0" stroked="f"/>
@@ -2172,7 +2172,7 @@
     <w:p>
       <w:r>
         <w:rPr>
-          <w:rFonts w:ascii="Arial" w:hAnsi="Arial" w:cs="Arial"/>
+          <w:rFonts w:ascii="Arial" w:hAnsi="Arial" w:cs="Arial" w:eastAsia="Arial"/>
           <w:b/>
           <w:color w:val="000000"/>
           <w:sz w:val="18"/>
@@ -2182,7 +2182,7 @@
       </w:r>
       <w:r>
         <w:rPr>
-          <w:rFonts w:ascii="Arial" w:hAnsi="Arial" w:cs="Arial"/>
+          <w:rFonts w:ascii="Arial" w:hAnsi="Arial" w:cs="Arial" w:eastAsia="Arial"/>
           <w:color w:val="000000"/>
           <w:sz w:val="18"/>
           <w:highlight w:val="lightGray"/>
@@ -2191,7 +2191,7 @@
       </w:r>
       <w:r>
         <w:rPr>
-          <w:rFonts w:ascii="Arial" w:hAnsi="Arial" w:cs="Arial"/>
+          <w:rFonts w:ascii="Arial" w:hAnsi="Arial" w:cs="Arial" w:eastAsia="Arial"/>
           <w:b/>
           <w:color w:val="000000"/>
           <w:sz w:val="18"/>
@@ -2201,7 +2201,7 @@
       </w:r>
       <w:r>
         <w:rPr>
-          <w:rFonts w:ascii="Arial" w:hAnsi="Arial" w:cs="Arial"/>
+          <w:rFonts w:ascii="Arial" w:hAnsi="Arial" w:cs="Arial" w:eastAsia="Arial"/>
           <w:color w:val="000000"/>
           <w:sz w:val="18"/>
           <w:highlight w:val="lightGray"/>
@@ -2210,7 +2210,7 @@
       </w:r>
       <w:r>
         <w:rPr>
-          <w:rFonts w:ascii="Arial" w:hAnsi="Arial" w:cs="Arial"/>
+          <w:rFonts w:ascii="Arial" w:hAnsi="Arial" w:cs="Arial" w:eastAsia="Arial"/>
           <w:b/>
           <w:color w:val="000000"/>
           <w:sz w:val="18"/>
@@ -2220,7 +2220,7 @@
       </w:r>
       <w:r>
         <w:rPr>
-          <w:rFonts w:ascii="Arial" w:hAnsi="Arial" w:cs="Arial"/>
+          <w:rFonts w:ascii="Arial" w:hAnsi="Arial" w:cs="Arial" w:eastAsia="Arial"/>
           <w:color w:val="000000"/>
           <w:sz w:val="18"/>
           <w:highlight w:val="lightGray"/>
@@ -2238,7 +2238,7 @@
       </w:pPr>
       <w:r>
         <w:rPr>
-          <w:rFonts w:ascii="Roboto Mono" w:hAnsi="Roboto Mono"/>
+          <w:rFonts w:ascii="Roboto Mono" w:hAnsi="Roboto Mono" w:eastAsia="Roboto Mono"/>
           <w:b/>
           <w:bCs/>
         </w:rPr>
@@ -2476,7 +2476,7 @@
       </w:pPr>
       <w:r>
         <w:rPr>
-          <w:rFonts w:ascii="Roboto Mono" w:hAnsi="Roboto Mono"/>
+          <w:rFonts w:ascii="Roboto Mono" w:hAnsi="Roboto Mono" w:eastAsia="Roboto Mono"/>
         </w:rPr>
         <w:t>Primary Key:</w:t>
       </w:r>
@@ -2489,7 +2489,7 @@
       </w:pPr>
       <w:r>
         <w:rPr>
-          <w:rFonts w:ascii="Roboto Mono" w:hAnsi="Roboto Mono"/>
+          <w:rFonts w:ascii="Roboto Mono" w:hAnsi="Roboto Mono" w:eastAsia="Roboto Mono"/>
         </w:rPr>
         <w:t>CustomerID</w:t>
       </w:r>
@@ -2502,7 +2502,7 @@
       </w:pPr>
       <w:r>
         <w:rPr>
-          <w:rFonts w:ascii="Roboto Mono" w:hAnsi="Roboto Mono"/>
+          <w:rFonts w:ascii="Roboto Mono" w:hAnsi="Roboto Mono" w:eastAsia="Roboto Mono"/>
         </w:rPr>
         <w:pict w14:anchorId="38278856">
           <v:rect id="_x0000_i1033" style="width:0;height:1.5pt" o:hralign="center" o:hrstd="t" o:hr="t" fillcolor="#a0a0a0" stroked="f"/>
@@ -2519,7 +2519,7 @@
       </w:pPr>
       <w:r>
         <w:rPr>
-          <w:rFonts w:ascii="Roboto Mono" w:hAnsi="Roboto Mono"/>
+          <w:rFonts w:ascii="Roboto Mono" w:hAnsi="Roboto Mono" w:eastAsia="Roboto Mono"/>
           <w:b/>
           <w:bCs/>
         </w:rPr>
@@ -2757,7 +2757,7 @@
       </w:pPr>
       <w:r>
         <w:rPr>
-          <w:rFonts w:ascii="Roboto Mono" w:hAnsi="Roboto Mono"/>
+          <w:rFonts w:ascii="Roboto Mono" w:hAnsi="Roboto Mono" w:eastAsia="Roboto Mono"/>
         </w:rPr>
         <w:t>Primary Key:</w:t>
       </w:r>
@@ -2830,7 +2830,7 @@
       </w:pPr>
       <w:r>
         <w:rPr>
-          <w:rFonts w:ascii="Roboto Mono" w:hAnsi="Roboto Mono"/>
+          <w:rFonts w:ascii="Roboto Mono" w:hAnsi="Roboto Mono" w:eastAsia="Roboto Mono"/>
         </w:rPr>
         <w:t>StudentID</w:t>
       </w:r>
@@ -2843,7 +2843,7 @@
       </w:pPr>
       <w:r>
         <w:rPr>
-          <w:rFonts w:ascii="Roboto Mono" w:hAnsi="Roboto Mono"/>
+          <w:rFonts w:ascii="Roboto Mono" w:hAnsi="Roboto Mono" w:eastAsia="Roboto Mono"/>
         </w:rPr>
         <w:pict w14:anchorId="5FA6126C">
           <v:rect id="_x0000_i1034" style="width:0;height:1.5pt" o:hralign="center" o:hrstd="t" o:hr="t" fillcolor="#a0a0a0" stroked="f"/>
@@ -2860,7 +2860,7 @@
       </w:pPr>
       <w:r>
         <w:rPr>
-          <w:rFonts w:ascii="Roboto Mono" w:hAnsi="Roboto Mono"/>
+          <w:rFonts w:ascii="Roboto Mono" w:hAnsi="Roboto Mono" w:eastAsia="Roboto Mono"/>
           <w:b/>
           <w:bCs/>
         </w:rPr>
@@ -3098,7 +3098,7 @@
       </w:pPr>
       <w:r>
         <w:rPr>
-          <w:rFonts w:ascii="Roboto Mono" w:hAnsi="Roboto Mono"/>
+          <w:rFonts w:ascii="Roboto Mono" w:hAnsi="Roboto Mono" w:eastAsia="Roboto Mono"/>
         </w:rPr>
         <w:t>Primary Key:</w:t>
       </w:r>
@@ -3171,7 +3171,7 @@
       </w:pPr>
       <w:r>
         <w:rPr>
-          <w:rFonts w:ascii="Roboto Mono" w:hAnsi="Roboto Mono"/>
+          <w:rFonts w:ascii="Roboto Mono" w:hAnsi="Roboto Mono" w:eastAsia="Roboto Mono"/>
         </w:rPr>
         <w:t>ProductID</w:t>
       </w:r>
@@ -3184,7 +3184,7 @@
       </w:pPr>
       <w:r>
         <w:rPr>
-          <w:rFonts w:ascii="Roboto Mono" w:hAnsi="Roboto Mono"/>
+          <w:rFonts w:ascii="Roboto Mono" w:hAnsi="Roboto Mono" w:eastAsia="Roboto Mono"/>
         </w:rPr>
         <w:pict w14:anchorId="011DA882">
           <v:rect id="_x0000_i1035" style="width:0;height:1.5pt" o:hralign="center" o:hrstd="t" o:hr="t" fillcolor="#a0a0a0" stroked="f"/>
@@ -3215,7 +3215,7 @@
       </w:pPr>
       <w:r>
         <w:rPr>
-          <w:rFonts w:ascii="Arial" w:hAnsi="Arial" w:cs="Arial"/>
+          <w:rFonts w:ascii="Arial" w:hAnsi="Arial" w:cs="Arial" w:eastAsia="Arial"/>
           <w:b/>
           <w:color w:val="000000"/>
           <w:sz w:val="18"/>
@@ -3225,7 +3225,7 @@
       </w:r>
       <w:r>
         <w:rPr>
-          <w:rFonts w:ascii="Arial" w:hAnsi="Arial" w:cs="Arial"/>
+          <w:rFonts w:ascii="Arial" w:hAnsi="Arial" w:cs="Arial" w:eastAsia="Arial"/>
           <w:color w:val="000000"/>
           <w:sz w:val="18"/>
           <w:highlight w:val="lightGray"/>
@@ -3234,7 +3234,7 @@
       </w:r>
       <w:r>
         <w:rPr>
-          <w:rFonts w:ascii="Arial" w:hAnsi="Arial" w:cs="Arial"/>
+          <w:rFonts w:ascii="Arial" w:hAnsi="Arial" w:cs="Arial" w:eastAsia="Arial"/>
           <w:b/>
           <w:color w:val="000000"/>
           <w:sz w:val="18"/>
@@ -3244,7 +3244,7 @@
       </w:r>
       <w:r>
         <w:rPr>
-          <w:rFonts w:ascii="Arial" w:hAnsi="Arial" w:cs="Arial"/>
+          <w:rFonts w:ascii="Arial" w:hAnsi="Arial" w:cs="Arial" w:eastAsia="Arial"/>
           <w:color w:val="000000"/>
           <w:sz w:val="18"/>
           <w:highlight w:val="lightGray"/>
@@ -3253,7 +3253,7 @@
       </w:r>
       <w:r>
         <w:rPr>
-          <w:rFonts w:ascii="Arial" w:hAnsi="Arial" w:cs="Arial"/>
+          <w:rFonts w:ascii="Arial" w:hAnsi="Arial" w:cs="Arial" w:eastAsia="Arial"/>
           <w:b/>
           <w:color w:val="000000"/>
           <w:sz w:val="18"/>
@@ -3263,7 +3263,7 @@
       </w:r>
       <w:r>
         <w:rPr>
-          <w:rFonts w:ascii="Arial" w:hAnsi="Arial" w:cs="Arial"/>
+          <w:rFonts w:ascii="Arial" w:hAnsi="Arial" w:cs="Arial" w:eastAsia="Arial"/>
           <w:color w:val="000000"/>
           <w:sz w:val="18"/>
           <w:highlight w:val="lightGray"/>
@@ -3334,27 +3334,27 @@
       </w:pPr>
       <w:r>
         <w:rPr>
-          <w:rFonts w:ascii="Roboto Mono" w:hAnsi="Roboto Mono"/>
+          <w:rFonts w:ascii="Roboto Mono" w:hAnsi="Roboto Mono" w:eastAsia="Roboto Mono"/>
         </w:rPr>
         <w:t>CREATE TABLE Customers (</w:t>
       </w:r>
       <w:r>
         <w:rPr>
-          <w:rFonts w:ascii="Roboto Mono" w:hAnsi="Roboto Mono"/>
+          <w:rFonts w:ascii="Roboto Mono" w:hAnsi="Roboto Mono" w:eastAsia="Roboto Mono"/>
         </w:rPr>
         <w:br/>
         <w:t xml:space="preserve">    CustomerID INT PRIMARY KEY,</w:t>
       </w:r>
       <w:r>
         <w:rPr>
-          <w:rFonts w:ascii="Roboto Mono" w:hAnsi="Roboto Mono"/>
+          <w:rFonts w:ascii="Roboto Mono" w:hAnsi="Roboto Mono" w:eastAsia="Roboto Mono"/>
         </w:rPr>
         <w:br/>
         <w:t xml:space="preserve">    Name VARCHAR(100)</w:t>
       </w:r>
       <w:r>
         <w:rPr>
-          <w:rFonts w:ascii="Roboto Mono" w:hAnsi="Roboto Mono"/>
+          <w:rFonts w:ascii="Roboto Mono" w:hAnsi="Roboto Mono" w:eastAsia="Roboto Mono"/>
         </w:rPr>
         <w:br/>
         <w:t>);</w:t>
@@ -3368,7 +3368,7 @@
       </w:pPr>
       <w:r>
         <w:rPr>
-          <w:rFonts w:ascii="Roboto Mono" w:hAnsi="Roboto Mono"/>
+          <w:rFonts w:ascii="Roboto Mono" w:hAnsi="Roboto Mono" w:eastAsia="Roboto Mono"/>
         </w:rPr>
         <w:t>Here:</w:t>
       </w:r>
@@ -3441,7 +3441,7 @@
       </w:pPr>
       <w:r>
         <w:rPr>
-          <w:rFonts w:ascii="Roboto Mono" w:hAnsi="Roboto Mono"/>
+          <w:rFonts w:ascii="Roboto Mono" w:hAnsi="Roboto Mono" w:eastAsia="Roboto Mono"/>
         </w:rPr>
         <w:t>PRIMARY KEY</w:t>
       </w:r>
@@ -3454,7 +3454,7 @@
       </w:pPr>
       <w:r>
         <w:rPr>
-          <w:rFonts w:ascii="Roboto Mono" w:hAnsi="Roboto Mono"/>
+          <w:rFonts w:ascii="Roboto Mono" w:hAnsi="Roboto Mono" w:eastAsia="Roboto Mono"/>
         </w:rPr>
         <w:t>creates the Primary Key Constraint.</w:t>
       </w:r>
@@ -3467,7 +3467,7 @@
       </w:pPr>
       <w:r>
         <w:rPr>
-          <w:rFonts w:ascii="Roboto Mono" w:hAnsi="Roboto Mono"/>
+          <w:rFonts w:ascii="Roboto Mono" w:hAnsi="Roboto Mono" w:eastAsia="Roboto Mono"/>
         </w:rPr>
         <w:pict w14:anchorId="69D62C96">
           <v:rect id="_x0000_i1036" style="width:0;height:1.5pt" o:hralign="center" o:hrstd="t" o:hr="t" fillcolor="#a0a0a0" stroked="f"/>
@@ -3491,7 +3491,7 @@
     <w:p>
       <w:r>
         <w:rPr>
-          <w:rFonts w:ascii="Arial" w:hAnsi="Arial" w:cs="Arial"/>
+          <w:rFonts w:ascii="Arial" w:hAnsi="Arial" w:cs="Arial" w:eastAsia="Arial"/>
           <w:b/>
           <w:color w:val="000000"/>
           <w:sz w:val="18"/>
@@ -3501,7 +3501,7 @@
       </w:r>
       <w:r>
         <w:rPr>
-          <w:rFonts w:ascii="Arial" w:hAnsi="Arial" w:cs="Arial"/>
+          <w:rFonts w:ascii="Arial" w:hAnsi="Arial" w:cs="Arial" w:eastAsia="Arial"/>
           <w:color w:val="000000"/>
           <w:sz w:val="18"/>
           <w:highlight w:val="lightGray"/>
@@ -3510,7 +3510,7 @@
       </w:r>
       <w:r>
         <w:rPr>
-          <w:rFonts w:ascii="Arial" w:hAnsi="Arial" w:cs="Arial"/>
+          <w:rFonts w:ascii="Arial" w:hAnsi="Arial" w:cs="Arial" w:eastAsia="Arial"/>
           <w:b/>
           <w:color w:val="000000"/>
           <w:sz w:val="18"/>
@@ -3520,7 +3520,7 @@
       </w:r>
       <w:r>
         <w:rPr>
-          <w:rFonts w:ascii="Arial" w:hAnsi="Arial" w:cs="Arial"/>
+          <w:rFonts w:ascii="Arial" w:hAnsi="Arial" w:cs="Arial" w:eastAsia="Arial"/>
           <w:color w:val="000000"/>
           <w:sz w:val="18"/>
           <w:highlight w:val="lightGray"/>
@@ -3529,7 +3529,7 @@
       </w:r>
       <w:r>
         <w:rPr>
-          <w:rFonts w:ascii="Arial" w:hAnsi="Arial" w:cs="Arial"/>
+          <w:rFonts w:ascii="Arial" w:hAnsi="Arial" w:cs="Arial" w:eastAsia="Arial"/>
           <w:b/>
           <w:color w:val="000000"/>
           <w:sz w:val="18"/>
@@ -3539,7 +3539,7 @@
       </w:r>
       <w:r>
         <w:rPr>
-          <w:rFonts w:ascii="Arial" w:hAnsi="Arial" w:cs="Arial"/>
+          <w:rFonts w:ascii="Arial" w:hAnsi="Arial" w:cs="Arial" w:eastAsia="Arial"/>
           <w:color w:val="000000"/>
           <w:sz w:val="18"/>
           <w:highlight w:val="lightGray"/>
@@ -3555,7 +3555,7 @@
       </w:pPr>
       <w:r>
         <w:rPr>
-          <w:rFonts w:ascii="Roboto Mono" w:hAnsi="Roboto Mono"/>
+          <w:rFonts w:ascii="Roboto Mono" w:hAnsi="Roboto Mono" w:eastAsia="Roboto Mono"/>
         </w:rPr>
         <w:t>Primary keys are commonly underlined.</w:t>
       </w:r>
@@ -3568,7 +3568,7 @@
       </w:pPr>
       <w:r>
         <w:rPr>
-          <w:rFonts w:ascii="Roboto Mono" w:hAnsi="Roboto Mono"/>
+          <w:rFonts w:ascii="Roboto Mono" w:hAnsi="Roboto Mono" w:eastAsia="Roboto Mono"/>
         </w:rPr>
         <w:t>Example:</w:t>
       </w:r>
@@ -3641,34 +3641,34 @@
       </w:pPr>
       <w:r>
         <w:rPr>
-          <w:rFonts w:ascii="Roboto Mono" w:hAnsi="Roboto Mono"/>
+          <w:rFonts w:ascii="Roboto Mono" w:hAnsi="Roboto Mono" w:eastAsia="Roboto Mono"/>
         </w:rPr>
         <w:t>Customer</w:t>
       </w:r>
       <w:r>
         <w:rPr>
-          <w:rFonts w:ascii="Roboto Mono" w:hAnsi="Roboto Mono"/>
+          <w:rFonts w:ascii="Roboto Mono" w:hAnsi="Roboto Mono" w:eastAsia="Roboto Mono"/>
         </w:rPr>
         <w:br/>
         <w:t>---------</w:t>
       </w:r>
       <w:r>
         <w:rPr>
-          <w:rFonts w:ascii="Roboto Mono" w:hAnsi="Roboto Mono"/>
+          <w:rFonts w:ascii="Roboto Mono" w:hAnsi="Roboto Mono" w:eastAsia="Roboto Mono"/>
         </w:rPr>
         <w:br/>
         <w:t>CustomerID</w:t>
       </w:r>
       <w:r>
         <w:rPr>
-          <w:rFonts w:ascii="Roboto Mono" w:hAnsi="Roboto Mono"/>
+          <w:rFonts w:ascii="Roboto Mono" w:hAnsi="Roboto Mono" w:eastAsia="Roboto Mono"/>
         </w:rPr>
         <w:br/>
         <w:t>Name</w:t>
       </w:r>
       <w:r>
         <w:rPr>
-          <w:rFonts w:ascii="Roboto Mono" w:hAnsi="Roboto Mono"/>
+          <w:rFonts w:ascii="Roboto Mono" w:hAnsi="Roboto Mono" w:eastAsia="Roboto Mono"/>
         </w:rPr>
         <w:br/>
         <w:t>Email</w:t>
@@ -3682,7 +3682,7 @@
       </w:pPr>
       <w:r>
         <w:rPr>
-          <w:rFonts w:ascii="Roboto Mono" w:hAnsi="Roboto Mono"/>
+          <w:rFonts w:ascii="Roboto Mono" w:hAnsi="Roboto Mono" w:eastAsia="Roboto Mono"/>
         </w:rPr>
         <w:t>Representation:</w:t>
       </w:r>
@@ -3755,61 +3755,61 @@
       </w:pPr>
       <w:r>
         <w:rPr>
-          <w:rFonts w:ascii="Roboto Mono" w:hAnsi="Roboto Mono"/>
+          <w:rFonts w:ascii="Roboto Mono" w:hAnsi="Roboto Mono" w:eastAsia="Roboto Mono"/>
         </w:rPr>
         <w:t>Customer</w:t>
       </w:r>
       <w:r>
         <w:rPr>
-          <w:rFonts w:ascii="Roboto Mono" w:hAnsi="Roboto Mono"/>
+          <w:rFonts w:ascii="Roboto Mono" w:hAnsi="Roboto Mono" w:eastAsia="Roboto Mono"/>
         </w:rPr>
         <w:br/>
       </w:r>
       <w:r>
         <w:rPr>
-          <w:rFonts w:ascii="MS Gothic" w:eastAsia="MS Gothic" w:hAnsi="MS Gothic" w:cs="MS Gothic" w:hint="eastAsia"/>
+          <w:rFonts w:ascii="Roboto Mono" w:eastAsia="Roboto Mono" w:hAnsi="Roboto Mono" w:cs="MS Gothic" w:hint="eastAsia"/>
         </w:rPr>
         <w:t>├──</w:t>
       </w:r>
       <w:r>
         <w:rPr>
-          <w:rFonts w:ascii="Roboto Mono" w:hAnsi="Roboto Mono"/>
+          <w:rFonts w:ascii="Roboto Mono" w:hAnsi="Roboto Mono" w:eastAsia="Roboto Mono"/>
         </w:rPr>
         <w:t xml:space="preserve"> CustomerID (PK)</w:t>
       </w:r>
       <w:r>
         <w:rPr>
-          <w:rFonts w:ascii="Roboto Mono" w:hAnsi="Roboto Mono"/>
+          <w:rFonts w:ascii="Roboto Mono" w:hAnsi="Roboto Mono" w:eastAsia="Roboto Mono"/>
         </w:rPr>
         <w:br/>
       </w:r>
       <w:r>
         <w:rPr>
-          <w:rFonts w:ascii="MS Gothic" w:eastAsia="MS Gothic" w:hAnsi="MS Gothic" w:cs="MS Gothic" w:hint="eastAsia"/>
+          <w:rFonts w:ascii="Roboto Mono" w:eastAsia="Roboto Mono" w:hAnsi="Roboto Mono" w:cs="MS Gothic" w:hint="eastAsia"/>
         </w:rPr>
         <w:t>├──</w:t>
       </w:r>
       <w:r>
         <w:rPr>
-          <w:rFonts w:ascii="Roboto Mono" w:hAnsi="Roboto Mono"/>
+          <w:rFonts w:ascii="Roboto Mono" w:hAnsi="Roboto Mono" w:eastAsia="Roboto Mono"/>
         </w:rPr>
         <w:t xml:space="preserve"> Name</w:t>
       </w:r>
       <w:r>
         <w:rPr>
-          <w:rFonts w:ascii="Roboto Mono" w:hAnsi="Roboto Mono"/>
+          <w:rFonts w:ascii="Roboto Mono" w:hAnsi="Roboto Mono" w:eastAsia="Roboto Mono"/>
         </w:rPr>
         <w:br/>
       </w:r>
       <w:r>
         <w:rPr>
-          <w:rFonts w:ascii="MS Gothic" w:eastAsia="MS Gothic" w:hAnsi="MS Gothic" w:cs="MS Gothic" w:hint="eastAsia"/>
+          <w:rFonts w:ascii="Roboto Mono" w:eastAsia="Roboto Mono" w:hAnsi="Roboto Mono" w:cs="MS Gothic" w:hint="eastAsia"/>
         </w:rPr>
         <w:t>└──</w:t>
       </w:r>
       <w:r>
         <w:rPr>
-          <w:rFonts w:ascii="Roboto Mono" w:hAnsi="Roboto Mono"/>
+          <w:rFonts w:ascii="Roboto Mono" w:hAnsi="Roboto Mono" w:eastAsia="Roboto Mono"/>
         </w:rPr>
         <w:t xml:space="preserve"> Email</w:t>
       </w:r>
@@ -3822,7 +3822,7 @@
       </w:pPr>
       <w:r>
         <w:rPr>
-          <w:rFonts w:ascii="Roboto Mono" w:hAnsi="Roboto Mono"/>
+          <w:rFonts w:ascii="Roboto Mono" w:hAnsi="Roboto Mono" w:eastAsia="Roboto Mono"/>
         </w:rPr>
         <w:pict w14:anchorId="58795A85">
           <v:rect id="_x0000_i1037" style="width:0;height:1.5pt" o:hralign="center" o:hrstd="t" o:hr="t" fillcolor="#a0a0a0" stroked="f"/>
@@ -3846,7 +3846,7 @@
     <w:p>
       <w:r>
         <w:rPr>
-          <w:rFonts w:ascii="Arial" w:hAnsi="Arial" w:cs="Arial"/>
+          <w:rFonts w:ascii="Arial" w:hAnsi="Arial" w:cs="Arial" w:eastAsia="Arial"/>
           <w:b/>
           <w:color w:val="000000"/>
           <w:sz w:val="18"/>
@@ -3856,7 +3856,7 @@
       </w:r>
       <w:r>
         <w:rPr>
-          <w:rFonts w:ascii="Arial" w:hAnsi="Arial" w:cs="Arial"/>
+          <w:rFonts w:ascii="Arial" w:hAnsi="Arial" w:cs="Arial" w:eastAsia="Arial"/>
           <w:color w:val="000000"/>
           <w:sz w:val="18"/>
           <w:highlight w:val="lightGray"/>
@@ -3865,7 +3865,7 @@
       </w:r>
       <w:r>
         <w:rPr>
-          <w:rFonts w:ascii="Arial" w:hAnsi="Arial" w:cs="Arial"/>
+          <w:rFonts w:ascii="Arial" w:hAnsi="Arial" w:cs="Arial" w:eastAsia="Arial"/>
           <w:b/>
           <w:color w:val="000000"/>
           <w:sz w:val="18"/>
@@ -3875,7 +3875,7 @@
       </w:r>
       <w:r>
         <w:rPr>
-          <w:rFonts w:ascii="Arial" w:hAnsi="Arial" w:cs="Arial"/>
+          <w:rFonts w:ascii="Arial" w:hAnsi="Arial" w:cs="Arial" w:eastAsia="Arial"/>
           <w:color w:val="000000"/>
           <w:sz w:val="18"/>
           <w:highlight w:val="lightGray"/>
@@ -3884,7 +3884,7 @@
       </w:r>
       <w:r>
         <w:rPr>
-          <w:rFonts w:ascii="Arial" w:hAnsi="Arial" w:cs="Arial"/>
+          <w:rFonts w:ascii="Arial" w:hAnsi="Arial" w:cs="Arial" w:eastAsia="Arial"/>
           <w:b/>
           <w:color w:val="000000"/>
           <w:sz w:val="18"/>
@@ -3894,7 +3894,7 @@
       </w:r>
       <w:r>
         <w:rPr>
-          <w:rFonts w:ascii="Arial" w:hAnsi="Arial" w:cs="Arial"/>
+          <w:rFonts w:ascii="Arial" w:hAnsi="Arial" w:cs="Arial" w:eastAsia="Arial"/>
           <w:color w:val="000000"/>
           <w:sz w:val="18"/>
           <w:highlight w:val="lightGray"/>
@@ -3912,7 +3912,7 @@
       </w:pPr>
       <w:r>
         <w:rPr>
-          <w:rFonts w:ascii="Roboto Mono" w:hAnsi="Roboto Mono"/>
+          <w:rFonts w:ascii="Roboto Mono" w:hAnsi="Roboto Mono" w:eastAsia="Roboto Mono"/>
           <w:b/>
           <w:bCs/>
         </w:rPr>
@@ -4105,7 +4105,7 @@
       </w:pPr>
       <w:r>
         <w:rPr>
-          <w:rFonts w:ascii="Roboto Mono" w:hAnsi="Roboto Mono"/>
+          <w:rFonts w:ascii="Roboto Mono" w:hAnsi="Roboto Mono" w:eastAsia="Roboto Mono"/>
         </w:rPr>
         <w:t>Primary Key:</w:t>
       </w:r>
@@ -4178,7 +4178,7 @@
       </w:pPr>
       <w:r>
         <w:rPr>
-          <w:rFonts w:ascii="Roboto Mono" w:hAnsi="Roboto Mono"/>
+          <w:rFonts w:ascii="Roboto Mono" w:hAnsi="Roboto Mono" w:eastAsia="Roboto Mono"/>
         </w:rPr>
         <w:t>CustomerID</w:t>
       </w:r>
@@ -4191,7 +4191,7 @@
       </w:pPr>
       <w:r>
         <w:rPr>
-          <w:rFonts w:ascii="Roboto Mono" w:hAnsi="Roboto Mono"/>
+          <w:rFonts w:ascii="Roboto Mono" w:hAnsi="Roboto Mono" w:eastAsia="Roboto Mono"/>
         </w:rPr>
         <w:pict w14:anchorId="4292986D">
           <v:rect id="_x0000_i1038" style="width:0;height:1.5pt" o:hralign="center" o:hrstd="t" o:hr="t" fillcolor="#a0a0a0" stroked="f"/>
@@ -4208,7 +4208,7 @@
       </w:pPr>
       <w:r>
         <w:rPr>
-          <w:rFonts w:ascii="Roboto Mono" w:hAnsi="Roboto Mono"/>
+          <w:rFonts w:ascii="Roboto Mono" w:hAnsi="Roboto Mono" w:eastAsia="Roboto Mono"/>
           <w:b/>
           <w:bCs/>
         </w:rPr>
@@ -4401,7 +4401,7 @@
       </w:pPr>
       <w:r>
         <w:rPr>
-          <w:rFonts w:ascii="Roboto Mono" w:hAnsi="Roboto Mono"/>
+          <w:rFonts w:ascii="Roboto Mono" w:hAnsi="Roboto Mono" w:eastAsia="Roboto Mono"/>
         </w:rPr>
         <w:t>CustomerID in Orders is a Foreign Key.</w:t>
       </w:r>
@@ -4414,7 +4414,7 @@
       </w:pPr>
       <w:r>
         <w:rPr>
-          <w:rFonts w:ascii="Roboto Mono" w:hAnsi="Roboto Mono"/>
+          <w:rFonts w:ascii="Roboto Mono" w:hAnsi="Roboto Mono" w:eastAsia="Roboto Mono"/>
         </w:rPr>
         <w:t>Relationship:</w:t>
       </w:r>
@@ -4487,26 +4487,26 @@
       </w:pPr>
       <w:r>
         <w:rPr>
-          <w:rFonts w:ascii="Roboto Mono" w:hAnsi="Roboto Mono"/>
+          <w:rFonts w:ascii="Roboto Mono" w:hAnsi="Roboto Mono" w:eastAsia="Roboto Mono"/>
         </w:rPr>
         <w:t>Customers.CustomerID</w:t>
       </w:r>
       <w:r>
         <w:rPr>
-          <w:rFonts w:ascii="Roboto Mono" w:hAnsi="Roboto Mono"/>
+          <w:rFonts w:ascii="Roboto Mono" w:hAnsi="Roboto Mono" w:eastAsia="Roboto Mono"/>
         </w:rPr>
         <w:br/>
         <w:t xml:space="preserve">        </w:t>
       </w:r>
       <w:r>
         <w:rPr>
-          <w:rFonts w:ascii="Arial" w:hAnsi="Arial" w:cs="Arial"/>
+          <w:rFonts w:ascii="Roboto Mono" w:hAnsi="Roboto Mono" w:cs="Arial" w:eastAsia="Roboto Mono"/>
         </w:rPr>
         <w:t>↓</w:t>
       </w:r>
       <w:r>
         <w:rPr>
-          <w:rFonts w:ascii="Roboto Mono" w:hAnsi="Roboto Mono"/>
+          <w:rFonts w:ascii="Roboto Mono" w:hAnsi="Roboto Mono" w:eastAsia="Roboto Mono"/>
         </w:rPr>
         <w:br/>
         <w:t>Orders.CustomerID</w:t>
@@ -4520,7 +4520,7 @@
       </w:pPr>
       <w:r>
         <w:rPr>
-          <w:rFonts w:ascii="Roboto Mono" w:hAnsi="Roboto Mono"/>
+          <w:rFonts w:ascii="Roboto Mono" w:hAnsi="Roboto Mono" w:eastAsia="Roboto Mono"/>
         </w:rPr>
         <w:t>The Primary Key in one table is often referenced by a Foreign Key in another.</w:t>
       </w:r>
@@ -4533,7 +4533,7 @@
       </w:pPr>
       <w:r>
         <w:rPr>
-          <w:rFonts w:ascii="Roboto Mono" w:hAnsi="Roboto Mono"/>
+          <w:rFonts w:ascii="Roboto Mono" w:hAnsi="Roboto Mono" w:eastAsia="Roboto Mono"/>
         </w:rPr>
         <w:pict w14:anchorId="0CEE6DF5">
           <v:rect id="_x0000_i1039" style="width:0;height:1.5pt" o:hralign="center" o:hrstd="t" o:hr="t" fillcolor="#a0a0a0" stroked="f"/>
@@ -4557,7 +4557,7 @@
     <w:p>
       <w:r>
         <w:rPr>
-          <w:rFonts w:ascii="Arial" w:hAnsi="Arial" w:cs="Arial"/>
+          <w:rFonts w:ascii="Arial" w:hAnsi="Arial" w:cs="Arial" w:eastAsia="Arial"/>
           <w:b/>
           <w:color w:val="000000"/>
           <w:sz w:val="18"/>
@@ -4567,7 +4567,7 @@
       </w:r>
       <w:r>
         <w:rPr>
-          <w:rFonts w:ascii="Arial" w:hAnsi="Arial" w:cs="Arial"/>
+          <w:rFonts w:ascii="Arial" w:hAnsi="Arial" w:cs="Arial" w:eastAsia="Arial"/>
           <w:color w:val="000000"/>
           <w:sz w:val="18"/>
           <w:highlight w:val="lightGray"/>
@@ -4576,7 +4576,7 @@
       </w:r>
       <w:r>
         <w:rPr>
-          <w:rFonts w:ascii="Arial" w:hAnsi="Arial" w:cs="Arial"/>
+          <w:rFonts w:ascii="Arial" w:hAnsi="Arial" w:cs="Arial" w:eastAsia="Arial"/>
           <w:b/>
           <w:color w:val="000000"/>
           <w:sz w:val="18"/>
@@ -4586,7 +4586,7 @@
       </w:r>
       <w:r>
         <w:rPr>
-          <w:rFonts w:ascii="Arial" w:hAnsi="Arial" w:cs="Arial"/>
+          <w:rFonts w:ascii="Arial" w:hAnsi="Arial" w:cs="Arial" w:eastAsia="Arial"/>
           <w:color w:val="000000"/>
           <w:sz w:val="18"/>
           <w:highlight w:val="lightGray"/>
@@ -4595,7 +4595,7 @@
       </w:r>
       <w:r>
         <w:rPr>
-          <w:rFonts w:ascii="Arial" w:hAnsi="Arial" w:cs="Arial"/>
+          <w:rFonts w:ascii="Arial" w:hAnsi="Arial" w:cs="Arial" w:eastAsia="Arial"/>
           <w:b/>
           <w:color w:val="000000"/>
           <w:sz w:val="18"/>
@@ -4605,7 +4605,7 @@
       </w:r>
       <w:r>
         <w:rPr>
-          <w:rFonts w:ascii="Arial" w:hAnsi="Arial" w:cs="Arial"/>
+          <w:rFonts w:ascii="Arial" w:hAnsi="Arial" w:cs="Arial" w:eastAsia="Arial"/>
           <w:color w:val="000000"/>
           <w:sz w:val="18"/>
           <w:highlight w:val="lightGray"/>
@@ -4621,7 +4621,7 @@
       </w:pPr>
       <w:r>
         <w:rPr>
-          <w:rFonts w:ascii="Roboto Mono" w:hAnsi="Roboto Mono"/>
+          <w:rFonts w:ascii="Roboto Mono" w:hAnsi="Roboto Mono" w:eastAsia="Roboto Mono"/>
         </w:rPr>
         <w:t>Sometimes a Primary Key consists of multiple columns.</w:t>
       </w:r>
@@ -4634,7 +4634,7 @@
       </w:pPr>
       <w:r>
         <w:rPr>
-          <w:rFonts w:ascii="Roboto Mono" w:hAnsi="Roboto Mono"/>
+          <w:rFonts w:ascii="Roboto Mono" w:hAnsi="Roboto Mono" w:eastAsia="Roboto Mono"/>
         </w:rPr>
         <w:t>Example:</w:t>
       </w:r>
@@ -4649,7 +4649,7 @@
       </w:pPr>
       <w:r>
         <w:rPr>
-          <w:rFonts w:ascii="Roboto Mono" w:hAnsi="Roboto Mono"/>
+          <w:rFonts w:ascii="Roboto Mono" w:hAnsi="Roboto Mono" w:eastAsia="Roboto Mono"/>
           <w:b/>
           <w:bCs/>
         </w:rPr>
@@ -4887,7 +4887,7 @@
       </w:pPr>
       <w:r>
         <w:rPr>
-          <w:rFonts w:ascii="Roboto Mono" w:hAnsi="Roboto Mono"/>
+          <w:rFonts w:ascii="Roboto Mono" w:hAnsi="Roboto Mono" w:eastAsia="Roboto Mono"/>
         </w:rPr>
         <w:t>Neither column alone is unique.</w:t>
       </w:r>
@@ -4900,7 +4900,7 @@
       </w:pPr>
       <w:r>
         <w:rPr>
-          <w:rFonts w:ascii="Roboto Mono" w:hAnsi="Roboto Mono"/>
+          <w:rFonts w:ascii="Roboto Mono" w:hAnsi="Roboto Mono" w:eastAsia="Roboto Mono"/>
         </w:rPr>
         <w:t>Together:</w:t>
       </w:r>
@@ -4973,7 +4973,7 @@
       </w:pPr>
       <w:r>
         <w:rPr>
-          <w:rFonts w:ascii="Roboto Mono" w:hAnsi="Roboto Mono"/>
+          <w:rFonts w:ascii="Roboto Mono" w:hAnsi="Roboto Mono" w:eastAsia="Roboto Mono"/>
         </w:rPr>
         <w:t>(StudentID, CourseID)</w:t>
       </w:r>
@@ -4986,7 +4986,7 @@
       </w:pPr>
       <w:r>
         <w:rPr>
-          <w:rFonts w:ascii="Roboto Mono" w:hAnsi="Roboto Mono"/>
+          <w:rFonts w:ascii="Roboto Mono" w:hAnsi="Roboto Mono" w:eastAsia="Roboto Mono"/>
         </w:rPr>
         <w:t>form a Composite Primary Key.</w:t>
       </w:r>
@@ -4999,7 +4999,7 @@
       </w:pPr>
       <w:r>
         <w:rPr>
-          <w:rFonts w:ascii="Roboto Mono" w:hAnsi="Roboto Mono"/>
+          <w:rFonts w:ascii="Roboto Mono" w:hAnsi="Roboto Mono" w:eastAsia="Roboto Mono"/>
         </w:rPr>
         <w:pict w14:anchorId="31FD1A1C">
           <v:rect id="_x0000_i1040" style="width:0;height:1.5pt" o:hralign="center" o:hrstd="t" o:hr="t" fillcolor="#a0a0a0" stroked="f"/>
@@ -5016,7 +5016,7 @@
       </w:pPr>
       <w:r>
         <w:rPr>
-          <w:rFonts w:ascii="Roboto Mono" w:hAnsi="Roboto Mono"/>
+          <w:rFonts w:ascii="Roboto Mono" w:hAnsi="Roboto Mono" w:eastAsia="Roboto Mono"/>
           <w:b/>
           <w:bCs/>
         </w:rPr>
@@ -5093,40 +5093,40 @@
       </w:pPr>
       <w:r>
         <w:rPr>
-          <w:rFonts w:ascii="Roboto Mono" w:hAnsi="Roboto Mono"/>
+          <w:rFonts w:ascii="Roboto Mono" w:hAnsi="Roboto Mono" w:eastAsia="Roboto Mono"/>
         </w:rPr>
         <w:t>CREATE TABLE Enrollment (</w:t>
       </w:r>
       <w:r>
         <w:rPr>
-          <w:rFonts w:ascii="Roboto Mono" w:hAnsi="Roboto Mono"/>
+          <w:rFonts w:ascii="Roboto Mono" w:hAnsi="Roboto Mono" w:eastAsia="Roboto Mono"/>
         </w:rPr>
         <w:br/>
         <w:t xml:space="preserve">    StudentID INT,</w:t>
       </w:r>
       <w:r>
         <w:rPr>
-          <w:rFonts w:ascii="Roboto Mono" w:hAnsi="Roboto Mono"/>
+          <w:rFonts w:ascii="Roboto Mono" w:hAnsi="Roboto Mono" w:eastAsia="Roboto Mono"/>
         </w:rPr>
         <w:br/>
         <w:t xml:space="preserve">    CourseID INT,</w:t>
       </w:r>
       <w:r>
         <w:rPr>
-          <w:rFonts w:ascii="Roboto Mono" w:hAnsi="Roboto Mono"/>
+          <w:rFonts w:ascii="Roboto Mono" w:hAnsi="Roboto Mono" w:eastAsia="Roboto Mono"/>
         </w:rPr>
         <w:br/>
       </w:r>
       <w:r>
         <w:rPr>
-          <w:rFonts w:ascii="Roboto Mono" w:hAnsi="Roboto Mono"/>
+          <w:rFonts w:ascii="Roboto Mono" w:hAnsi="Roboto Mono" w:eastAsia="Roboto Mono"/>
         </w:rPr>
         <w:br/>
         <w:t xml:space="preserve">    PRIMARY KEY (StudentID, CourseID)</w:t>
       </w:r>
       <w:r>
         <w:rPr>
-          <w:rFonts w:ascii="Roboto Mono" w:hAnsi="Roboto Mono"/>
+          <w:rFonts w:ascii="Roboto Mono" w:hAnsi="Roboto Mono" w:eastAsia="Roboto Mono"/>
         </w:rPr>
         <w:br/>
         <w:t>);</w:t>
@@ -5140,7 +5140,7 @@
       </w:pPr>
       <w:r>
         <w:rPr>
-          <w:rFonts w:ascii="Roboto Mono" w:hAnsi="Roboto Mono"/>
+          <w:rFonts w:ascii="Roboto Mono" w:hAnsi="Roboto Mono" w:eastAsia="Roboto Mono"/>
         </w:rPr>
         <w:pict w14:anchorId="55DF704C">
           <v:rect id="_x0000_i1041" style="width:0;height:1.5pt" o:hralign="center" o:hrstd="t" o:hr="t" fillcolor="#a0a0a0" stroked="f"/>
@@ -5171,7 +5171,7 @@
       </w:pPr>
       <w:r>
         <w:rPr>
-          <w:rFonts w:ascii="Arial" w:hAnsi="Arial" w:cs="Arial"/>
+          <w:rFonts w:ascii="Arial" w:hAnsi="Arial" w:cs="Arial" w:eastAsia="Arial"/>
           <w:b/>
           <w:color w:val="000000"/>
           <w:sz w:val="18"/>
@@ -5181,7 +5181,7 @@
       </w:r>
       <w:r>
         <w:rPr>
-          <w:rFonts w:ascii="Arial" w:hAnsi="Arial" w:cs="Arial"/>
+          <w:rFonts w:ascii="Arial" w:hAnsi="Arial" w:cs="Arial" w:eastAsia="Arial"/>
           <w:color w:val="000000"/>
           <w:sz w:val="18"/>
           <w:highlight w:val="lightGray"/>
@@ -5190,7 +5190,7 @@
       </w:r>
       <w:r>
         <w:rPr>
-          <w:rFonts w:ascii="Arial" w:hAnsi="Arial" w:cs="Arial"/>
+          <w:rFonts w:ascii="Arial" w:hAnsi="Arial" w:cs="Arial" w:eastAsia="Arial"/>
           <w:b/>
           <w:color w:val="000000"/>
           <w:sz w:val="18"/>
@@ -5200,7 +5200,7 @@
       </w:r>
       <w:r>
         <w:rPr>
-          <w:rFonts w:ascii="Arial" w:hAnsi="Arial" w:cs="Arial"/>
+          <w:rFonts w:ascii="Arial" w:hAnsi="Arial" w:cs="Arial" w:eastAsia="Arial"/>
           <w:color w:val="000000"/>
           <w:sz w:val="18"/>
           <w:highlight w:val="lightGray"/>
@@ -5209,7 +5209,7 @@
       </w:r>
       <w:r>
         <w:rPr>
-          <w:rFonts w:ascii="Arial" w:hAnsi="Arial" w:cs="Arial"/>
+          <w:rFonts w:ascii="Arial" w:hAnsi="Arial" w:cs="Arial" w:eastAsia="Arial"/>
           <w:b/>
           <w:color w:val="000000"/>
           <w:sz w:val="18"/>
@@ -5219,7 +5219,7 @@
       </w:r>
       <w:r>
         <w:rPr>
-          <w:rFonts w:ascii="Arial" w:hAnsi="Arial" w:cs="Arial"/>
+          <w:rFonts w:ascii="Arial" w:hAnsi="Arial" w:cs="Arial" w:eastAsia="Arial"/>
           <w:color w:val="000000"/>
           <w:sz w:val="18"/>
           <w:highlight w:val="lightGray"/>
@@ -5646,7 +5646,7 @@
       </w:pPr>
       <w:r>
         <w:rPr>
-          <w:rFonts w:ascii="Roboto Mono" w:hAnsi="Roboto Mono"/>
+          <w:rFonts w:ascii="Roboto Mono" w:hAnsi="Roboto Mono" w:eastAsia="Roboto Mono"/>
         </w:rPr>
         <w:t>* Database behavior may vary.</w:t>
       </w:r>
@@ -5659,7 +5659,7 @@
       </w:pPr>
       <w:r>
         <w:rPr>
-          <w:rFonts w:ascii="Roboto Mono" w:hAnsi="Roboto Mono"/>
+          <w:rFonts w:ascii="Roboto Mono" w:hAnsi="Roboto Mono" w:eastAsia="Roboto Mono"/>
         </w:rPr>
         <w:pict w14:anchorId="77E4026D">
           <v:rect id="_x0000_i1042" style="width:0;height:1.5pt" o:hralign="center" o:hrstd="t" o:hr="t" fillcolor="#a0a0a0" stroked="f"/>
@@ -5683,7 +5683,7 @@
     <w:p>
       <w:r>
         <w:rPr>
-          <w:rFonts w:ascii="Arial" w:hAnsi="Arial" w:cs="Arial"/>
+          <w:rFonts w:ascii="Arial" w:hAnsi="Arial" w:cs="Arial" w:eastAsia="Arial"/>
           <w:b/>
           <w:color w:val="000000"/>
           <w:sz w:val="18"/>
@@ -5693,7 +5693,7 @@
       </w:r>
       <w:r>
         <w:rPr>
-          <w:rFonts w:ascii="Arial" w:hAnsi="Arial" w:cs="Arial"/>
+          <w:rFonts w:ascii="Arial" w:hAnsi="Arial" w:cs="Arial" w:eastAsia="Arial"/>
           <w:color w:val="000000"/>
           <w:sz w:val="18"/>
           <w:highlight w:val="lightGray"/>
@@ -5702,7 +5702,7 @@
       </w:r>
       <w:r>
         <w:rPr>
-          <w:rFonts w:ascii="Arial" w:hAnsi="Arial" w:cs="Arial"/>
+          <w:rFonts w:ascii="Arial" w:hAnsi="Arial" w:cs="Arial" w:eastAsia="Arial"/>
           <w:b/>
           <w:color w:val="000000"/>
           <w:sz w:val="18"/>
@@ -5712,7 +5712,7 @@
       </w:r>
       <w:r>
         <w:rPr>
-          <w:rFonts w:ascii="Arial" w:hAnsi="Arial" w:cs="Arial"/>
+          <w:rFonts w:ascii="Arial" w:hAnsi="Arial" w:cs="Arial" w:eastAsia="Arial"/>
           <w:color w:val="000000"/>
           <w:sz w:val="18"/>
           <w:highlight w:val="lightGray"/>
@@ -5721,7 +5721,7 @@
       </w:r>
       <w:r>
         <w:rPr>
-          <w:rFonts w:ascii="Arial" w:hAnsi="Arial" w:cs="Arial"/>
+          <w:rFonts w:ascii="Arial" w:hAnsi="Arial" w:cs="Arial" w:eastAsia="Arial"/>
           <w:b/>
           <w:color w:val="000000"/>
           <w:sz w:val="18"/>
@@ -5731,7 +5731,7 @@
       </w:r>
       <w:r>
         <w:rPr>
-          <w:rFonts w:ascii="Arial" w:hAnsi="Arial" w:cs="Arial"/>
+          <w:rFonts w:ascii="Arial" w:hAnsi="Arial" w:cs="Arial" w:eastAsia="Arial"/>
           <w:color w:val="000000"/>
           <w:sz w:val="18"/>
           <w:highlight w:val="lightGray"/>
@@ -5749,7 +5749,7 @@
       </w:pPr>
       <w:r>
         <w:rPr>
-          <w:rFonts w:ascii="Roboto Mono" w:hAnsi="Roboto Mono"/>
+          <w:rFonts w:ascii="Roboto Mono" w:hAnsi="Roboto Mono" w:eastAsia="Roboto Mono"/>
           <w:b/>
           <w:bCs/>
         </w:rPr>
@@ -5826,7 +5826,7 @@
       </w:pPr>
       <w:r>
         <w:rPr>
-          <w:rFonts w:ascii="Roboto Mono" w:hAnsi="Roboto Mono"/>
+          <w:rFonts w:ascii="Roboto Mono" w:hAnsi="Roboto Mono" w:eastAsia="Roboto Mono"/>
         </w:rPr>
         <w:t>Uniquely identifies a row.</w:t>
       </w:r>
@@ -5839,7 +5839,7 @@
       </w:pPr>
       <w:r>
         <w:rPr>
-          <w:rFonts w:ascii="Roboto Mono" w:hAnsi="Roboto Mono"/>
+          <w:rFonts w:ascii="Roboto Mono" w:hAnsi="Roboto Mono" w:eastAsia="Roboto Mono"/>
         </w:rPr>
         <w:t>Example:</w:t>
       </w:r>
@@ -5912,7 +5912,7 @@
       </w:pPr>
       <w:r>
         <w:rPr>
-          <w:rFonts w:ascii="Roboto Mono" w:hAnsi="Roboto Mono"/>
+          <w:rFonts w:ascii="Roboto Mono" w:hAnsi="Roboto Mono" w:eastAsia="Roboto Mono"/>
         </w:rPr>
         <w:t>CustomerID</w:t>
       </w:r>
@@ -5925,7 +5925,7 @@
       </w:pPr>
       <w:r>
         <w:rPr>
-          <w:rFonts w:ascii="Roboto Mono" w:hAnsi="Roboto Mono"/>
+          <w:rFonts w:ascii="Roboto Mono" w:hAnsi="Roboto Mono" w:eastAsia="Roboto Mono"/>
         </w:rPr>
         <w:pict w14:anchorId="013E023E">
           <v:rect id="_x0000_i1043" style="width:0;height:1.5pt" o:hralign="center" o:hrstd="t" o:hr="t" fillcolor="#a0a0a0" stroked="f"/>
@@ -5942,7 +5942,7 @@
       </w:pPr>
       <w:r>
         <w:rPr>
-          <w:rFonts w:ascii="Roboto Mono" w:hAnsi="Roboto Mono"/>
+          <w:rFonts w:ascii="Roboto Mono" w:hAnsi="Roboto Mono" w:eastAsia="Roboto Mono"/>
           <w:b/>
           <w:bCs/>
         </w:rPr>
@@ -6019,7 +6019,7 @@
       </w:pPr>
       <w:r>
         <w:rPr>
-          <w:rFonts w:ascii="Roboto Mono" w:hAnsi="Roboto Mono"/>
+          <w:rFonts w:ascii="Roboto Mono" w:hAnsi="Roboto Mono" w:eastAsia="Roboto Mono"/>
         </w:rPr>
         <w:t>References a Primary Key in another table.</w:t>
       </w:r>
@@ -6032,7 +6032,7 @@
       </w:pPr>
       <w:r>
         <w:rPr>
-          <w:rFonts w:ascii="Roboto Mono" w:hAnsi="Roboto Mono"/>
+          <w:rFonts w:ascii="Roboto Mono" w:hAnsi="Roboto Mono" w:eastAsia="Roboto Mono"/>
         </w:rPr>
         <w:t>Example:</w:t>
       </w:r>
@@ -6105,7 +6105,7 @@
       </w:pPr>
       <w:r>
         <w:rPr>
-          <w:rFonts w:ascii="Roboto Mono" w:hAnsi="Roboto Mono"/>
+          <w:rFonts w:ascii="Roboto Mono" w:hAnsi="Roboto Mono" w:eastAsia="Roboto Mono"/>
         </w:rPr>
         <w:t>Orders.CustomerID</w:t>
       </w:r>
@@ -6118,7 +6118,7 @@
       </w:pPr>
       <w:r>
         <w:rPr>
-          <w:rFonts w:ascii="Roboto Mono" w:hAnsi="Roboto Mono"/>
+          <w:rFonts w:ascii="Roboto Mono" w:hAnsi="Roboto Mono" w:eastAsia="Roboto Mono"/>
         </w:rPr>
         <w:pict w14:anchorId="42E8B4B4">
           <v:rect id="_x0000_i1044" style="width:0;height:1.5pt" o:hralign="center" o:hrstd="t" o:hr="t" fillcolor="#a0a0a0" stroked="f"/>
@@ -6142,7 +6142,7 @@
     <w:p>
       <w:r>
         <w:rPr>
-          <w:rFonts w:ascii="Arial" w:hAnsi="Arial" w:cs="Arial"/>
+          <w:rFonts w:ascii="Arial" w:hAnsi="Arial" w:cs="Arial" w:eastAsia="Arial"/>
           <w:b/>
           <w:color w:val="000000"/>
           <w:sz w:val="18"/>
@@ -6152,7 +6152,7 @@
       </w:r>
       <w:r>
         <w:rPr>
-          <w:rFonts w:ascii="Arial" w:hAnsi="Arial" w:cs="Arial"/>
+          <w:rFonts w:ascii="Arial" w:hAnsi="Arial" w:cs="Arial" w:eastAsia="Arial"/>
           <w:color w:val="000000"/>
           <w:sz w:val="18"/>
           <w:highlight w:val="lightGray"/>
@@ -6161,7 +6161,7 @@
       </w:r>
       <w:r>
         <w:rPr>
-          <w:rFonts w:ascii="Arial" w:hAnsi="Arial" w:cs="Arial"/>
+          <w:rFonts w:ascii="Arial" w:hAnsi="Arial" w:cs="Arial" w:eastAsia="Arial"/>
           <w:b/>
           <w:color w:val="000000"/>
           <w:sz w:val="18"/>
@@ -6171,7 +6171,7 @@
       </w:r>
       <w:r>
         <w:rPr>
-          <w:rFonts w:ascii="Arial" w:hAnsi="Arial" w:cs="Arial"/>
+          <w:rFonts w:ascii="Arial" w:hAnsi="Arial" w:cs="Arial" w:eastAsia="Arial"/>
           <w:color w:val="000000"/>
           <w:sz w:val="18"/>
           <w:highlight w:val="lightGray"/>
@@ -6180,7 +6180,7 @@
       </w:r>
       <w:r>
         <w:rPr>
-          <w:rFonts w:ascii="Arial" w:hAnsi="Arial" w:cs="Arial"/>
+          <w:rFonts w:ascii="Arial" w:hAnsi="Arial" w:cs="Arial" w:eastAsia="Arial"/>
           <w:b/>
           <w:color w:val="000000"/>
           <w:sz w:val="18"/>
@@ -6190,7 +6190,7 @@
       </w:r>
       <w:r>
         <w:rPr>
-          <w:rFonts w:ascii="Arial" w:hAnsi="Arial" w:cs="Arial"/>
+          <w:rFonts w:ascii="Arial" w:hAnsi="Arial" w:cs="Arial" w:eastAsia="Arial"/>
           <w:color w:val="000000"/>
           <w:sz w:val="18"/>
           <w:highlight w:val="lightGray"/>
@@ -6208,7 +6208,7 @@
       </w:pPr>
       <w:r>
         <w:rPr>
-          <w:rFonts w:ascii="Roboto Mono" w:hAnsi="Roboto Mono"/>
+          <w:rFonts w:ascii="Roboto Mono" w:hAnsi="Roboto Mono" w:eastAsia="Roboto Mono"/>
           <w:b/>
           <w:bCs/>
         </w:rPr>
@@ -6446,7 +6446,7 @@
       </w:pPr>
       <w:r>
         <w:rPr>
-          <w:rFonts w:ascii="Roboto Mono" w:hAnsi="Roboto Mono"/>
+          <w:rFonts w:ascii="Roboto Mono" w:hAnsi="Roboto Mono" w:eastAsia="Roboto Mono"/>
         </w:rPr>
         <w:t>Primary Key:</w:t>
       </w:r>
@@ -6519,7 +6519,7 @@
       </w:pPr>
       <w:r>
         <w:rPr>
-          <w:rFonts w:ascii="Roboto Mono" w:hAnsi="Roboto Mono"/>
+          <w:rFonts w:ascii="Roboto Mono" w:hAnsi="Roboto Mono" w:eastAsia="Roboto Mono"/>
         </w:rPr>
         <w:t>NationalID</w:t>
       </w:r>
@@ -6532,7 +6532,7 @@
       </w:pPr>
       <w:r>
         <w:rPr>
-          <w:rFonts w:ascii="Roboto Mono" w:hAnsi="Roboto Mono"/>
+          <w:rFonts w:ascii="Roboto Mono" w:hAnsi="Roboto Mono" w:eastAsia="Roboto Mono"/>
         </w:rPr>
         <w:t>Every person has a unique identifier.</w:t>
       </w:r>
@@ -6545,7 +6545,7 @@
       </w:pPr>
       <w:r>
         <w:rPr>
-          <w:rFonts w:ascii="Roboto Mono" w:hAnsi="Roboto Mono"/>
+          <w:rFonts w:ascii="Roboto Mono" w:hAnsi="Roboto Mono" w:eastAsia="Roboto Mono"/>
         </w:rPr>
         <w:pict w14:anchorId="74692F5C">
           <v:rect id="_x0000_i1045" style="width:0;height:1.5pt" o:hralign="center" o:hrstd="t" o:hr="t" fillcolor="#a0a0a0" stroked="f"/>
@@ -6569,7 +6569,7 @@
     <w:p>
       <w:r>
         <w:rPr>
-          <w:rFonts w:ascii="Arial" w:hAnsi="Arial" w:cs="Arial"/>
+          <w:rFonts w:ascii="Arial" w:hAnsi="Arial" w:cs="Arial" w:eastAsia="Arial"/>
           <w:b/>
           <w:color w:val="000000"/>
           <w:sz w:val="18"/>
@@ -6579,7 +6579,7 @@
       </w:r>
       <w:r>
         <w:rPr>
-          <w:rFonts w:ascii="Arial" w:hAnsi="Arial" w:cs="Arial"/>
+          <w:rFonts w:ascii="Arial" w:hAnsi="Arial" w:cs="Arial" w:eastAsia="Arial"/>
           <w:color w:val="000000"/>
           <w:sz w:val="18"/>
           <w:highlight w:val="lightGray"/>
@@ -6588,7 +6588,7 @@
       </w:r>
       <w:r>
         <w:rPr>
-          <w:rFonts w:ascii="Arial" w:hAnsi="Arial" w:cs="Arial"/>
+          <w:rFonts w:ascii="Arial" w:hAnsi="Arial" w:cs="Arial" w:eastAsia="Arial"/>
           <w:b/>
           <w:color w:val="000000"/>
           <w:sz w:val="18"/>
@@ -6598,7 +6598,7 @@
       </w:r>
       <w:r>
         <w:rPr>
-          <w:rFonts w:ascii="Arial" w:hAnsi="Arial" w:cs="Arial"/>
+          <w:rFonts w:ascii="Arial" w:hAnsi="Arial" w:cs="Arial" w:eastAsia="Arial"/>
           <w:color w:val="000000"/>
           <w:sz w:val="18"/>
           <w:highlight w:val="lightGray"/>
@@ -6607,7 +6607,7 @@
       </w:r>
       <w:r>
         <w:rPr>
-          <w:rFonts w:ascii="Arial" w:hAnsi="Arial" w:cs="Arial"/>
+          <w:rFonts w:ascii="Arial" w:hAnsi="Arial" w:cs="Arial" w:eastAsia="Arial"/>
           <w:b/>
           <w:color w:val="000000"/>
           <w:sz w:val="18"/>
@@ -6617,7 +6617,7 @@
       </w:r>
       <w:r>
         <w:rPr>
-          <w:rFonts w:ascii="Arial" w:hAnsi="Arial" w:cs="Arial"/>
+          <w:rFonts w:ascii="Arial" w:hAnsi="Arial" w:cs="Arial" w:eastAsia="Arial"/>
           <w:color w:val="000000"/>
           <w:sz w:val="18"/>
           <w:highlight w:val="lightGray"/>
@@ -6633,7 +6633,7 @@
       </w:pPr>
       <w:r>
         <w:rPr>
-          <w:rFonts w:ascii="Roboto Mono" w:hAnsi="Roboto Mono"/>
+          <w:rFonts w:ascii="Roboto Mono" w:hAnsi="Roboto Mono" w:eastAsia="Roboto Mono"/>
         </w:rPr>
         <w:t>Think of a student ID card.</w:t>
       </w:r>
@@ -6706,7 +6706,7 @@
       </w:pPr>
       <w:r>
         <w:rPr>
-          <w:rFonts w:ascii="Roboto Mono" w:hAnsi="Roboto Mono"/>
+          <w:rFonts w:ascii="Roboto Mono" w:hAnsi="Roboto Mono" w:eastAsia="Roboto Mono"/>
         </w:rPr>
         <w:t>Student ID: S001</w:t>
       </w:r>
@@ -6719,7 +6719,7 @@
       </w:pPr>
       <w:r>
         <w:rPr>
-          <w:rFonts w:ascii="Roboto Mono" w:hAnsi="Roboto Mono"/>
+          <w:rFonts w:ascii="Roboto Mono" w:hAnsi="Roboto Mono" w:eastAsia="Roboto Mono"/>
         </w:rPr>
         <w:t>Many students may have the same:</w:t>
       </w:r>
@@ -6792,20 +6792,20 @@
       </w:pPr>
       <w:r>
         <w:rPr>
-          <w:rFonts w:ascii="Roboto Mono" w:hAnsi="Roboto Mono"/>
+          <w:rFonts w:ascii="Roboto Mono" w:hAnsi="Roboto Mono" w:eastAsia="Roboto Mono"/>
         </w:rPr>
         <w:t>Name</w:t>
       </w:r>
       <w:r>
         <w:rPr>
-          <w:rFonts w:ascii="Roboto Mono" w:hAnsi="Roboto Mono"/>
+          <w:rFonts w:ascii="Roboto Mono" w:hAnsi="Roboto Mono" w:eastAsia="Roboto Mono"/>
         </w:rPr>
         <w:br/>
         <w:t>Age</w:t>
       </w:r>
       <w:r>
         <w:rPr>
-          <w:rFonts w:ascii="Roboto Mono" w:hAnsi="Roboto Mono"/>
+          <w:rFonts w:ascii="Roboto Mono" w:hAnsi="Roboto Mono" w:eastAsia="Roboto Mono"/>
         </w:rPr>
         <w:br/>
         <w:t>City</w:t>
@@ -6819,7 +6819,7 @@
       </w:pPr>
       <w:r>
         <w:rPr>
-          <w:rFonts w:ascii="Roboto Mono" w:hAnsi="Roboto Mono"/>
+          <w:rFonts w:ascii="Roboto Mono" w:hAnsi="Roboto Mono" w:eastAsia="Roboto Mono"/>
         </w:rPr>
         <w:t>But no two students have the same Student ID.</w:t>
       </w:r>
@@ -6832,7 +6832,7 @@
       </w:pPr>
       <w:r>
         <w:rPr>
-          <w:rFonts w:ascii="Roboto Mono" w:hAnsi="Roboto Mono"/>
+          <w:rFonts w:ascii="Roboto Mono" w:hAnsi="Roboto Mono" w:eastAsia="Roboto Mono"/>
         </w:rPr>
         <w:t>The Student ID uniquely identifies each student.</w:t>
       </w:r>
@@ -6845,13 +6845,13 @@
       </w:pPr>
       <w:r>
         <w:rPr>
-          <w:rFonts w:ascii="Roboto Mono" w:hAnsi="Roboto Mono"/>
+          <w:rFonts w:ascii="Roboto Mono" w:hAnsi="Roboto Mono" w:eastAsia="Roboto Mono"/>
         </w:rPr>
         <w:t xml:space="preserve">That is exactly what a </w:t>
       </w:r>
       <w:r>
         <w:rPr>
-          <w:rFonts w:ascii="Roboto Mono" w:hAnsi="Roboto Mono"/>
+          <w:rFonts w:ascii="Roboto Mono" w:hAnsi="Roboto Mono" w:eastAsia="Roboto Mono"/>
           <w:b/>
           <w:bCs/>
         </w:rPr>
@@ -6859,7 +6859,7 @@
       </w:r>
       <w:r>
         <w:rPr>
-          <w:rFonts w:ascii="Roboto Mono" w:hAnsi="Roboto Mono"/>
+          <w:rFonts w:ascii="Roboto Mono" w:hAnsi="Roboto Mono" w:eastAsia="Roboto Mono"/>
         </w:rPr>
         <w:t xml:space="preserve"> does in a database.</w:t>
       </w:r>
@@ -6872,7 +6872,7 @@
       </w:pPr>
       <w:r>
         <w:rPr>
-          <w:rFonts w:ascii="Roboto Mono" w:hAnsi="Roboto Mono"/>
+          <w:rFonts w:ascii="Roboto Mono" w:hAnsi="Roboto Mono" w:eastAsia="Roboto Mono"/>
         </w:rPr>
         <w:pict w14:anchorId="024ADD27">
           <v:rect id="_x0000_i1046" style="width:0;height:1.5pt" o:hralign="center" o:hrstd="t" o:hr="t" fillcolor="#a0a0a0" stroked="f"/>
@@ -6896,7 +6896,7 @@
     <w:p>
       <w:r>
         <w:rPr>
-          <w:rFonts w:ascii="Arial" w:hAnsi="Arial" w:cs="Arial"/>
+          <w:rFonts w:ascii="Arial" w:hAnsi="Arial" w:cs="Arial" w:eastAsia="Arial"/>
           <w:b/>
           <w:color w:val="000000"/>
           <w:sz w:val="18"/>
@@ -6906,7 +6906,7 @@
       </w:r>
       <w:r>
         <w:rPr>
-          <w:rFonts w:ascii="Arial" w:hAnsi="Arial" w:cs="Arial"/>
+          <w:rFonts w:ascii="Arial" w:hAnsi="Arial" w:cs="Arial" w:eastAsia="Arial"/>
           <w:color w:val="000000"/>
           <w:sz w:val="18"/>
           <w:highlight w:val="lightGray"/>
@@ -6915,7 +6915,7 @@
       </w:r>
       <w:r>
         <w:rPr>
-          <w:rFonts w:ascii="Arial" w:hAnsi="Arial" w:cs="Arial"/>
+          <w:rFonts w:ascii="Arial" w:hAnsi="Arial" w:cs="Arial" w:eastAsia="Arial"/>
           <w:b/>
           <w:color w:val="000000"/>
           <w:sz w:val="18"/>
@@ -6925,7 +6925,7 @@
       </w:r>
       <w:r>
         <w:rPr>
-          <w:rFonts w:ascii="Arial" w:hAnsi="Arial" w:cs="Arial"/>
+          <w:rFonts w:ascii="Arial" w:hAnsi="Arial" w:cs="Arial" w:eastAsia="Arial"/>
           <w:color w:val="000000"/>
           <w:sz w:val="18"/>
           <w:highlight w:val="lightGray"/>
@@ -6934,7 +6934,7 @@
       </w:r>
       <w:r>
         <w:rPr>
-          <w:rFonts w:ascii="Arial" w:hAnsi="Arial" w:cs="Arial"/>
+          <w:rFonts w:ascii="Arial" w:hAnsi="Arial" w:cs="Arial" w:eastAsia="Arial"/>
           <w:b/>
           <w:color w:val="000000"/>
           <w:sz w:val="18"/>
@@ -6944,7 +6944,7 @@
       </w:r>
       <w:r>
         <w:rPr>
-          <w:rFonts w:ascii="Arial" w:hAnsi="Arial" w:cs="Arial"/>
+          <w:rFonts w:ascii="Arial" w:hAnsi="Arial" w:cs="Arial" w:eastAsia="Arial"/>
           <w:color w:val="000000"/>
           <w:sz w:val="18"/>
           <w:highlight w:val="lightGray"/>
@@ -6960,13 +6960,13 @@
       </w:pPr>
       <w:r>
         <w:rPr>
-          <w:rFonts w:ascii="Roboto Mono" w:hAnsi="Roboto Mono"/>
+          <w:rFonts w:ascii="Roboto Mono" w:hAnsi="Roboto Mono" w:eastAsia="Roboto Mono"/>
         </w:rPr>
         <w:t xml:space="preserve">A </w:t>
       </w:r>
       <w:r>
         <w:rPr>
-          <w:rFonts w:ascii="Roboto Mono" w:hAnsi="Roboto Mono"/>
+          <w:rFonts w:ascii="Roboto Mono" w:hAnsi="Roboto Mono" w:eastAsia="Roboto Mono"/>
           <w:b/>
           <w:bCs/>
         </w:rPr>
@@ -6974,13 +6974,13 @@
       </w:r>
       <w:r>
         <w:rPr>
-          <w:rFonts w:ascii="Roboto Mono" w:hAnsi="Roboto Mono"/>
+          <w:rFonts w:ascii="Roboto Mono" w:hAnsi="Roboto Mono" w:eastAsia="Roboto Mono"/>
         </w:rPr>
         <w:t xml:space="preserve"> is a rule that ensures each record in a table has a </w:t>
       </w:r>
       <w:r>
         <w:rPr>
-          <w:rFonts w:ascii="Roboto Mono" w:hAnsi="Roboto Mono"/>
+          <w:rFonts w:ascii="Roboto Mono" w:hAnsi="Roboto Mono" w:eastAsia="Roboto Mono"/>
           <w:b/>
           <w:bCs/>
         </w:rPr>
@@ -6988,13 +6988,13 @@
       </w:r>
       <w:r>
         <w:rPr>
-          <w:rFonts w:ascii="Roboto Mono" w:hAnsi="Roboto Mono"/>
+          <w:rFonts w:ascii="Roboto Mono" w:hAnsi="Roboto Mono" w:eastAsia="Roboto Mono"/>
         </w:rPr>
         <w:t xml:space="preserve">. It serves as the main way to identify rows, maintain data integrity, and establish relationships between tables through foreign keys. Common examples include </w:t>
       </w:r>
       <w:r>
         <w:rPr>
-          <w:rFonts w:ascii="Roboto Mono" w:hAnsi="Roboto Mono"/>
+          <w:rFonts w:ascii="Roboto Mono" w:hAnsi="Roboto Mono" w:eastAsia="Roboto Mono"/>
           <w:b/>
           <w:bCs/>
         </w:rPr>
@@ -7002,13 +7002,13 @@
       </w:r>
       <w:r>
         <w:rPr>
-          <w:rFonts w:ascii="Roboto Mono" w:hAnsi="Roboto Mono"/>
+          <w:rFonts w:ascii="Roboto Mono" w:hAnsi="Roboto Mono" w:eastAsia="Roboto Mono"/>
         </w:rPr>
         <w:t xml:space="preserve">, </w:t>
       </w:r>
       <w:r>
         <w:rPr>
-          <w:rFonts w:ascii="Roboto Mono" w:hAnsi="Roboto Mono"/>
+          <w:rFonts w:ascii="Roboto Mono" w:hAnsi="Roboto Mono" w:eastAsia="Roboto Mono"/>
           <w:b/>
           <w:bCs/>
         </w:rPr>
@@ -7016,13 +7016,13 @@
       </w:r>
       <w:r>
         <w:rPr>
-          <w:rFonts w:ascii="Roboto Mono" w:hAnsi="Roboto Mono"/>
+          <w:rFonts w:ascii="Roboto Mono" w:hAnsi="Roboto Mono" w:eastAsia="Roboto Mono"/>
         </w:rPr>
         <w:t xml:space="preserve">, and </w:t>
       </w:r>
       <w:r>
         <w:rPr>
-          <w:rFonts w:ascii="Roboto Mono" w:hAnsi="Roboto Mono"/>
+          <w:rFonts w:ascii="Roboto Mono" w:hAnsi="Roboto Mono" w:eastAsia="Roboto Mono"/>
           <w:b/>
           <w:bCs/>
         </w:rPr>
@@ -7030,7 +7030,7 @@
       </w:r>
       <w:r>
         <w:rPr>
-          <w:rFonts w:ascii="Roboto Mono" w:hAnsi="Roboto Mono"/>
+          <w:rFonts w:ascii="Roboto Mono" w:hAnsi="Roboto Mono" w:eastAsia="Roboto Mono"/>
         </w:rPr>
         <w:t>.</w:t>
       </w:r>

--- a/Knowledge/3-Work knowledge/1-Software Engineering/2-General Technologies/9-Databases/5-My Source/1-Intro to Databases/1-Data Models/1-Components of a Data Model/3-Types of Constraints/1-Primary Key Constraint.docx
+++ b/Knowledge/3-Work knowledge/1-Software Engineering/2-General Technologies/9-Databases/5-My Source/1-Intro to Databases/1-Data Models/1-Components of a Data Model/3-Types of Constraints/1-Primary Key Constraint.docx
@@ -7,6 +7,9 @@
         <w:pStyle w:val="Heading1"/>
       </w:pPr>
       <w:r>
+        <w:rPr>
+          <w:rFonts w:ascii="Calibri Light" w:hAnsi="Calibri Light" w:eastAsia="Calibri Light"/>
+        </w:rPr>
         <w:t>Primary Key Constraint</w:t>
       </w:r>
     </w:p>
@@ -16,11 +19,14 @@
       </w:pPr>
       <w:r>
         <w:rPr>
-          <w:rFonts w:ascii="Segoe UI Emoji" w:hAnsi="Segoe UI Emoji" w:cs="Segoe UI Emoji"/>
+          <w:rFonts w:ascii="Calibri Light" w:hAnsi="Calibri Light" w:cs="Segoe UI Emoji" w:eastAsia="Calibri Light"/>
         </w:rPr>
         <w:t>🌟</w:t>
       </w:r>
       <w:r>
+        <w:rPr>
+          <w:rFonts w:ascii="Calibri Light" w:hAnsi="Calibri Light" w:eastAsia="Calibri Light"/>
+        </w:rPr>
         <w:t xml:space="preserve"> Definition</w:t>
       </w:r>
     </w:p>
@@ -158,11 +164,14 @@
       </w:pPr>
       <w:r>
         <w:rPr>
-          <w:rFonts w:ascii="Segoe UI Emoji" w:hAnsi="Segoe UI Emoji" w:cs="Segoe UI Emoji"/>
+          <w:rFonts w:ascii="Calibri Light" w:hAnsi="Calibri Light" w:cs="Segoe UI Emoji" w:eastAsia="Calibri Light"/>
         </w:rPr>
         <w:t>🎯</w:t>
       </w:r>
       <w:r>
+        <w:rPr>
+          <w:rFonts w:ascii="Calibri Light" w:hAnsi="Calibri Light" w:eastAsia="Calibri Light"/>
+        </w:rPr>
         <w:t xml:space="preserve"> Purpose</w:t>
       </w:r>
     </w:p>
@@ -344,11 +353,14 @@
       </w:pPr>
       <w:r>
         <w:rPr>
-          <w:rFonts w:ascii="Segoe UI Emoji" w:hAnsi="Segoe UI Emoji" w:cs="Segoe UI Emoji"/>
+          <w:rFonts w:ascii="Calibri Light" w:hAnsi="Calibri Light" w:cs="Segoe UI Emoji" w:eastAsia="Calibri Light"/>
         </w:rPr>
         <w:t>🧠</w:t>
       </w:r>
       <w:r>
+        <w:rPr>
+          <w:rFonts w:ascii="Calibri Light" w:hAnsi="Calibri Light" w:eastAsia="Calibri Light"/>
+        </w:rPr>
         <w:t xml:space="preserve"> Simple Example</w:t>
       </w:r>
     </w:p>
@@ -842,11 +854,14 @@
       </w:pPr>
       <w:r>
         <w:rPr>
-          <w:rFonts w:ascii="Segoe UI Emoji" w:hAnsi="Segoe UI Emoji" w:cs="Segoe UI Emoji"/>
+          <w:rFonts w:ascii="Calibri Light" w:hAnsi="Calibri Light" w:cs="Segoe UI Emoji" w:eastAsia="Calibri Light"/>
         </w:rPr>
         <w:t>🔢</w:t>
       </w:r>
       <w:r>
+        <w:rPr>
+          <w:rFonts w:ascii="Calibri Light" w:hAnsi="Calibri Light" w:eastAsia="Calibri Light"/>
+        </w:rPr>
         <w:t xml:space="preserve"> Rules of a Primary Key</w:t>
       </w:r>
     </w:p>
@@ -2161,11 +2176,14 @@
       </w:pPr>
       <w:r>
         <w:rPr>
-          <w:rFonts w:ascii="Segoe UI Emoji" w:hAnsi="Segoe UI Emoji" w:cs="Segoe UI Emoji"/>
+          <w:rFonts w:ascii="Calibri Light" w:hAnsi="Calibri Light" w:cs="Segoe UI Emoji" w:eastAsia="Calibri Light"/>
         </w:rPr>
         <w:t>📚</w:t>
       </w:r>
       <w:r>
+        <w:rPr>
+          <w:rFonts w:ascii="Calibri Light" w:hAnsi="Calibri Light" w:eastAsia="Calibri Light"/>
+        </w:rPr>
         <w:t xml:space="preserve"> Real-World Examples</w:t>
       </w:r>
     </w:p>
@@ -3197,11 +3215,14 @@
       </w:pPr>
       <w:r>
         <w:rPr>
-          <w:rFonts w:ascii="Segoe UI Emoji" w:hAnsi="Segoe UI Emoji" w:cs="Segoe UI Emoji"/>
+          <w:rFonts w:ascii="Calibri Light" w:hAnsi="Calibri Light" w:cs="Segoe UI Emoji" w:eastAsia="Calibri Light"/>
         </w:rPr>
         <w:t>🗄️</w:t>
       </w:r>
       <w:r>
+        <w:rPr>
+          <w:rFonts w:ascii="Calibri Light" w:hAnsi="Calibri Light" w:eastAsia="Calibri Light"/>
+        </w:rPr>
         <w:t xml:space="preserve"> SQL Example</w:t>
       </w:r>
     </w:p>
@@ -3480,11 +3501,14 @@
       </w:pPr>
       <w:r>
         <w:rPr>
-          <w:rFonts w:ascii="Segoe UI Emoji" w:hAnsi="Segoe UI Emoji" w:cs="Segoe UI Emoji"/>
+          <w:rFonts w:ascii="Calibri Light" w:hAnsi="Calibri Light" w:cs="Segoe UI Emoji" w:eastAsia="Calibri Light"/>
         </w:rPr>
         <w:t>📊</w:t>
       </w:r>
       <w:r>
+        <w:rPr>
+          <w:rFonts w:ascii="Calibri Light" w:hAnsi="Calibri Light" w:eastAsia="Calibri Light"/>
+        </w:rPr>
         <w:t xml:space="preserve"> Primary Key in ER Diagrams</w:t>
       </w:r>
     </w:p>
@@ -3835,11 +3859,14 @@
       </w:pPr>
       <w:r>
         <w:rPr>
-          <w:rFonts w:ascii="Segoe UI Emoji" w:hAnsi="Segoe UI Emoji" w:cs="Segoe UI Emoji"/>
+          <w:rFonts w:ascii="Calibri Light" w:hAnsi="Calibri Light" w:cs="Segoe UI Emoji" w:eastAsia="Calibri Light"/>
         </w:rPr>
         <w:t>🔗</w:t>
       </w:r>
       <w:r>
+        <w:rPr>
+          <w:rFonts w:ascii="Calibri Light" w:hAnsi="Calibri Light" w:eastAsia="Calibri Light"/>
+        </w:rPr>
         <w:t xml:space="preserve"> Primary Key and Foreign Key</w:t>
       </w:r>
     </w:p>
@@ -4546,11 +4573,14 @@
       </w:pPr>
       <w:r>
         <w:rPr>
-          <w:rFonts w:ascii="Segoe UI Emoji" w:hAnsi="Segoe UI Emoji" w:cs="Segoe UI Emoji"/>
+          <w:rFonts w:ascii="Calibri Light" w:hAnsi="Calibri Light" w:cs="Segoe UI Emoji" w:eastAsia="Calibri Light"/>
         </w:rPr>
         <w:t>🔑</w:t>
       </w:r>
       <w:r>
+        <w:rPr>
+          <w:rFonts w:ascii="Calibri Light" w:hAnsi="Calibri Light" w:eastAsia="Calibri Light"/>
+        </w:rPr>
         <w:t xml:space="preserve"> Composite Primary Key</w:t>
       </w:r>
     </w:p>
@@ -5153,11 +5183,14 @@
       </w:pPr>
       <w:r>
         <w:rPr>
-          <w:rFonts w:ascii="Segoe UI Emoji" w:hAnsi="Segoe UI Emoji" w:cs="Segoe UI Emoji"/>
+          <w:rFonts w:ascii="Calibri Light" w:hAnsi="Calibri Light" w:cs="Segoe UI Emoji" w:eastAsia="Calibri Light"/>
         </w:rPr>
         <w:t>⚠️</w:t>
       </w:r>
       <w:r>
+        <w:rPr>
+          <w:rFonts w:ascii="Calibri Light" w:hAnsi="Calibri Light" w:eastAsia="Calibri Light"/>
+        </w:rPr>
         <w:t xml:space="preserve"> Primary Key vs Unique Constraint</w:t>
       </w:r>
     </w:p>
@@ -5672,11 +5705,14 @@
       </w:pPr>
       <w:r>
         <w:rPr>
-          <w:rFonts w:ascii="Segoe UI Emoji" w:hAnsi="Segoe UI Emoji" w:cs="Segoe UI Emoji"/>
+          <w:rFonts w:ascii="Calibri Light" w:hAnsi="Calibri Light" w:cs="Segoe UI Emoji" w:eastAsia="Calibri Light"/>
         </w:rPr>
         <w:t>⚠️</w:t>
       </w:r>
       <w:r>
+        <w:rPr>
+          <w:rFonts w:ascii="Calibri Light" w:hAnsi="Calibri Light" w:eastAsia="Calibri Light"/>
+        </w:rPr>
         <w:t xml:space="preserve"> Primary Key vs Foreign Key</w:t>
       </w:r>
     </w:p>
@@ -6131,11 +6167,14 @@
       </w:pPr>
       <w:r>
         <w:rPr>
-          <w:rFonts w:ascii="Segoe UI Emoji" w:hAnsi="Segoe UI Emoji" w:cs="Segoe UI Emoji"/>
+          <w:rFonts w:ascii="Calibri Light" w:hAnsi="Calibri Light" w:cs="Segoe UI Emoji" w:eastAsia="Calibri Light"/>
         </w:rPr>
         <w:t>🌍</w:t>
       </w:r>
       <w:r>
+        <w:rPr>
+          <w:rFonts w:ascii="Calibri Light" w:hAnsi="Calibri Light" w:eastAsia="Calibri Light"/>
+        </w:rPr>
         <w:t xml:space="preserve"> Real-World Example</w:t>
       </w:r>
     </w:p>
@@ -6558,11 +6597,14 @@
       </w:pPr>
       <w:r>
         <w:rPr>
-          <w:rFonts w:ascii="Segoe UI Emoji" w:hAnsi="Segoe UI Emoji" w:cs="Segoe UI Emoji"/>
+          <w:rFonts w:ascii="Calibri Light" w:hAnsi="Calibri Light" w:cs="Segoe UI Emoji" w:eastAsia="Calibri Light"/>
         </w:rPr>
         <w:t>🧠</w:t>
       </w:r>
       <w:r>
+        <w:rPr>
+          <w:rFonts w:ascii="Calibri Light" w:hAnsi="Calibri Light" w:eastAsia="Calibri Light"/>
+        </w:rPr>
         <w:t xml:space="preserve"> Simple Analogy</w:t>
       </w:r>
     </w:p>
@@ -6885,11 +6927,14 @@
       </w:pPr>
       <w:r>
         <w:rPr>
-          <w:rFonts w:ascii="Segoe UI Emoji" w:hAnsi="Segoe UI Emoji" w:cs="Segoe UI Emoji"/>
+          <w:rFonts w:ascii="Calibri Light" w:hAnsi="Calibri Light" w:cs="Segoe UI Emoji" w:eastAsia="Calibri Light"/>
         </w:rPr>
         <w:t>🧭</w:t>
       </w:r>
       <w:r>
+        <w:rPr>
+          <w:rFonts w:ascii="Calibri Light" w:hAnsi="Calibri Light" w:eastAsia="Calibri Light"/>
+        </w:rPr>
         <w:t xml:space="preserve"> Summary</w:t>
       </w:r>
     </w:p>
